--- a/Надежность и безопасность ПО/ПЗ № 6 Исследование моделей надежности ПО с использованием моделей Шумана и Миллса/Модель Шумана.docx
+++ b/Надежность и безопасность ПО/ПЗ № 6 Исследование моделей надежности ПО с использованием моделей Шумана и Миллса/Модель Шумана.docx
@@ -1,10 +1,10 @@
 
 <file path=word/document.xml><?xml version="1.0" encoding="utf-8"?>
-<w:document xmlns:wpc="http://schemas.microsoft.com/office/word/2010/wordprocessingCanvas" xmlns:cx="http://schemas.microsoft.com/office/drawing/2014/chartex" xmlns:cx1="http://schemas.microsoft.com/office/drawing/2015/9/8/chartex" xmlns:cx2="http://schemas.microsoft.com/office/drawing/2015/10/21/chartex" xmlns:cx3="http://schemas.microsoft.com/office/drawing/2016/5/9/chartex" xmlns:cx4="http://schemas.microsoft.com/office/drawing/2016/5/10/chartex" xmlns:cx5="http://schemas.microsoft.com/office/drawing/2016/5/11/chartex" xmlns:cx6="http://schemas.microsoft.com/office/drawing/2016/5/12/chartex" xmlns:cx7="http://schemas.microsoft.com/office/drawing/2016/5/13/chartex" xmlns:cx8="http://schemas.microsoft.com/office/drawing/2016/5/14/chartex" xmlns:mc="http://schemas.openxmlformats.org/markup-compatibility/2006" xmlns:aink="http://schemas.microsoft.com/office/drawing/2016/ink" xmlns:am3d="http://schemas.microsoft.com/office/drawing/2017/model3d" xmlns:o="urn:schemas-microsoft-com:office:office" xmlns:r="http://schemas.openxmlformats.org/officeDocument/2006/relationships" xmlns:m="http://schemas.openxmlformats.org/officeDocument/2006/math" xmlns:v="urn:schemas-microsoft-com:vml" xmlns:wp14="http://schemas.microsoft.com/office/word/2010/wordprocessingDrawing" xmlns:wp="http://schemas.openxmlformats.org/drawingml/2006/wordprocessingDrawing" xmlns:w10="urn:schemas-microsoft-com:office:word" xmlns:w="http://schemas.openxmlformats.org/wordprocessingml/2006/main" xmlns:w14="http://schemas.microsoft.com/office/word/2010/wordml" xmlns:w15="http://schemas.microsoft.com/office/word/2012/wordml" xmlns:w16cex="http://schemas.microsoft.com/office/word/2018/wordml/cex" xmlns:w16cid="http://schemas.microsoft.com/office/word/2016/wordml/cid" xmlns:w16="http://schemas.microsoft.com/office/word/2018/wordml" xmlns:w16sdtdh="http://schemas.microsoft.com/office/word/2020/wordml/sdtdatahash" xmlns:w16se="http://schemas.microsoft.com/office/word/2015/wordml/symex" xmlns:wpg="http://schemas.microsoft.com/office/word/2010/wordprocessingGroup" xmlns:wpi="http://schemas.microsoft.com/office/word/2010/wordprocessingInk" xmlns:wne="http://schemas.microsoft.com/office/word/2006/wordml" xmlns:wps="http://schemas.microsoft.com/office/word/2010/wordprocessingShape" mc:Ignorable="w14 w15 w16se w16cid w16 w16cex w16sdtdh wp14">
+<w:document xmlns:wpc="http://schemas.microsoft.com/office/word/2010/wordprocessingCanvas" xmlns:mc="http://schemas.openxmlformats.org/markup-compatibility/2006" xmlns:o="urn:schemas-microsoft-com:office:office" xmlns:r="http://schemas.openxmlformats.org/officeDocument/2006/relationships" xmlns:m="http://schemas.openxmlformats.org/officeDocument/2006/math" xmlns:v="urn:schemas-microsoft-com:vml" xmlns:wp14="http://schemas.microsoft.com/office/word/2010/wordprocessingDrawing" xmlns:wp="http://schemas.openxmlformats.org/drawingml/2006/wordprocessingDrawing" xmlns:w10="urn:schemas-microsoft-com:office:word" xmlns:w="http://schemas.openxmlformats.org/wordprocessingml/2006/main" xmlns:w14="http://schemas.microsoft.com/office/word/2010/wordml" xmlns:wpg="http://schemas.microsoft.com/office/word/2010/wordprocessingGroup" xmlns:wpi="http://schemas.microsoft.com/office/word/2010/wordprocessingInk" xmlns:wne="http://schemas.microsoft.com/office/word/2006/wordml" xmlns:wps="http://schemas.microsoft.com/office/word/2010/wordprocessingShape" mc:Ignorable="w14 wp14">
   <w:body>
     <w:p>
       <w:pPr>
-        <w:ind w:left="-142" w:firstLine="142"/>
+        <w:ind w:left="-142"/>
         <w:jc w:val="both"/>
         <w:rPr>
           <w:b/>
@@ -168,7 +168,23 @@
           <w:sz w:val="28"/>
           <w:szCs w:val="28"/>
         </w:rPr>
-        <w:t>ошибки изначально различимы, по суммарному числу исправленных ошибок можно судить об оставшихся;</w:t>
+        <w:t xml:space="preserve">ошибки изначально различимы, по суммарному числу исправленных ошибок можно судить </w:t>
+      </w:r>
+      <w:proofErr w:type="gramStart"/>
+      <w:r>
+        <w:rPr>
+          <w:sz w:val="28"/>
+          <w:szCs w:val="28"/>
+        </w:rPr>
+        <w:t>об</w:t>
+      </w:r>
+      <w:proofErr w:type="gramEnd"/>
+      <w:r>
+        <w:rPr>
+          <w:sz w:val="28"/>
+          <w:szCs w:val="28"/>
+        </w:rPr>
+        <w:t xml:space="preserve"> оставшихся;</w:t>
       </w:r>
     </w:p>
     <w:p>
@@ -355,7 +371,7 @@
           <w:szCs w:val="28"/>
           <w:lang w:val="en-US"/>
         </w:rPr>
-        <w:object w:dxaOrig="1780" w:dyaOrig="620" w14:anchorId="70252A60">
+        <w:object w:dxaOrig="1780" w:dyaOrig="620">
           <v:shapetype id="_x0000_t75" coordsize="21600,21600" o:spt="75" o:preferrelative="t" path="m@4@5l@4@11@9@11@9@5xe" filled="f" stroked="f">
             <v:stroke joinstyle="miter"/>
             <v:formulas>
@@ -375,10 +391,10 @@
             <v:path o:extrusionok="f" gradientshapeok="t" o:connecttype="rect"/>
             <o:lock v:ext="edit" aspectratio="t"/>
           </v:shapetype>
-          <v:shape id="_x0000_i1025" type="#_x0000_t75" style="width:108.6pt;height:37.8pt" o:ole="">
-            <v:imagedata r:id="rId5" o:title=""/>
+          <v:shape id="_x0000_i1025" type="#_x0000_t75" style="width:108.85pt;height:37.65pt" o:ole="">
+            <v:imagedata r:id="rId6" o:title=""/>
           </v:shape>
-          <o:OLEObject Type="Embed" ProgID="Equation.3" ShapeID="_x0000_i1025" DrawAspect="Content" ObjectID="_1791713979" r:id="rId6"/>
+          <o:OLEObject Type="Embed" ProgID="Equation.3" ShapeID="_x0000_i1025" DrawAspect="Content" ObjectID="_1567529163" r:id="rId7"/>
         </w:object>
       </w:r>
       <w:r>
@@ -526,7 +542,16 @@
           <w:sz w:val="28"/>
           <w:szCs w:val="28"/>
         </w:rPr>
-        <w:t>где С -</w:t>
+        <w:t>где С</w:t>
+      </w:r>
+      <w:proofErr w:type="gramStart"/>
+      <w:r>
+        <w:rPr>
+          <w:color w:val="000000"/>
+          <w:sz w:val="28"/>
+          <w:szCs w:val="28"/>
+        </w:rPr>
+        <w:t xml:space="preserve"> -</w:t>
       </w:r>
       <w:r>
         <w:rPr>
@@ -542,7 +567,16 @@
           <w:sz w:val="28"/>
           <w:szCs w:val="28"/>
         </w:rPr>
-        <w:t xml:space="preserve"> некоторая постоянная, t - время работы программы без отказов. </w:t>
+        <w:t xml:space="preserve"> </w:t>
+      </w:r>
+      <w:proofErr w:type="gramEnd"/>
+      <w:r>
+        <w:rPr>
+          <w:color w:val="000000"/>
+          <w:sz w:val="28"/>
+          <w:szCs w:val="28"/>
+        </w:rPr>
+        <w:t xml:space="preserve">некоторая постоянная, t - время работы программы без отказов. </w:t>
       </w:r>
     </w:p>
     <w:p>
@@ -591,11 +625,11 @@
           <w:szCs w:val="28"/>
           <w:lang w:val="en-US"/>
         </w:rPr>
-        <w:object w:dxaOrig="3300" w:dyaOrig="720" w14:anchorId="5CD78A07">
-          <v:shape id="_x0000_i1026" type="#_x0000_t75" style="width:3in;height:46.8pt" o:ole="">
-            <v:imagedata r:id="rId7" o:title=""/>
+        <w:object w:dxaOrig="3300" w:dyaOrig="720">
+          <v:shape id="_x0000_i1026" type="#_x0000_t75" style="width:3in;height:46.9pt" o:ole="">
+            <v:imagedata r:id="rId8" o:title=""/>
           </v:shape>
-          <o:OLEObject Type="Embed" ProgID="Equation.3" ShapeID="_x0000_i1026" DrawAspect="Content" ObjectID="_1791713980" r:id="rId8"/>
+          <o:OLEObject Type="Embed" ProgID="Equation.3" ShapeID="_x0000_i1026" DrawAspect="Content" ObjectID="_1567529164" r:id="rId9"/>
         </w:object>
       </w:r>
       <w:r>
@@ -639,11 +673,11 @@
           <w:szCs w:val="28"/>
           <w:lang w:val="en-US"/>
         </w:rPr>
-        <w:object w:dxaOrig="2140" w:dyaOrig="999" w14:anchorId="53D710C6">
-          <v:shape id="_x0000_i1027" type="#_x0000_t75" style="width:161.4pt;height:76.2pt" o:ole="">
-            <v:imagedata r:id="rId9" o:title=""/>
+        <w:object w:dxaOrig="2140" w:dyaOrig="999">
+          <v:shape id="_x0000_i1027" type="#_x0000_t75" style="width:161.6pt;height:76.2pt" o:ole="">
+            <v:imagedata r:id="rId10" o:title=""/>
           </v:shape>
-          <o:OLEObject Type="Embed" ProgID="Equation.3" ShapeID="_x0000_i1027" DrawAspect="Content" ObjectID="_1791713981" r:id="rId10"/>
+          <o:OLEObject Type="Embed" ProgID="Equation.3" ShapeID="_x0000_i1027" DrawAspect="Content" ObjectID="_1567529165" r:id="rId11"/>
         </w:object>
       </w:r>
       <w:r>
@@ -728,6 +762,7 @@
         </w:rPr>
         <w:sym w:font="Symbol" w:char="F074"/>
       </w:r>
+      <w:proofErr w:type="gramStart"/>
       <w:r>
         <w:rPr>
           <w:color w:val="000000"/>
@@ -737,6 +772,7 @@
         </w:rPr>
         <w:t>в</w:t>
       </w:r>
+      <w:proofErr w:type="gramEnd"/>
       <w:r>
         <w:rPr>
           <w:color w:val="000000"/>
@@ -770,7 +806,6 @@
         </w:rPr>
         <w:sym w:font="Symbol" w:char="F074"/>
       </w:r>
-      <w:proofErr w:type="gramStart"/>
       <w:r>
         <w:rPr>
           <w:color w:val="000000"/>
@@ -787,16 +822,7 @@
           <w:sz w:val="28"/>
           <w:szCs w:val="28"/>
         </w:rPr>
-        <w:t>)&lt;</w:t>
-      </w:r>
-      <w:proofErr w:type="gramEnd"/>
-      <w:r>
-        <w:rPr>
-          <w:color w:val="000000"/>
-          <w:sz w:val="28"/>
-          <w:szCs w:val="28"/>
-        </w:rPr>
-        <w:t>ε</w:t>
+        <w:t>)&lt;ε</w:t>
       </w:r>
       <w:r>
         <w:rPr>
@@ -1004,11 +1030,11 @@
           <w:sz w:val="28"/>
           <w:szCs w:val="28"/>
         </w:rPr>
-        <w:object w:dxaOrig="1040" w:dyaOrig="960" w14:anchorId="7CAB5AC9">
-          <v:shape id="_x0000_i1028" type="#_x0000_t75" style="width:51.6pt;height:48pt" o:ole="">
-            <v:imagedata r:id="rId11" o:title=""/>
+        <w:object w:dxaOrig="1040" w:dyaOrig="960">
+          <v:shape id="_x0000_i1028" type="#_x0000_t75" style="width:51.9pt;height:47.7pt" o:ole="">
+            <v:imagedata r:id="rId12" o:title=""/>
           </v:shape>
-          <o:OLEObject Type="Embed" ProgID="Equation.3" ShapeID="_x0000_i1028" DrawAspect="Content" ObjectID="_1791713982" r:id="rId12"/>
+          <o:OLEObject Type="Embed" ProgID="Equation.3" ShapeID="_x0000_i1028" DrawAspect="Content" ObjectID="_1567529166" r:id="rId13"/>
         </w:object>
       </w:r>
       <w:r>
@@ -1097,11 +1123,11 @@
           <w:sz w:val="28"/>
           <w:szCs w:val="28"/>
         </w:rPr>
-        <w:object w:dxaOrig="1140" w:dyaOrig="980" w14:anchorId="54C6CF93">
-          <v:shape id="_x0000_i1029" type="#_x0000_t75" style="width:57pt;height:48.6pt" o:ole="">
-            <v:imagedata r:id="rId13" o:title=""/>
+        <w:object w:dxaOrig="1140" w:dyaOrig="980">
+          <v:shape id="_x0000_i1029" type="#_x0000_t75" style="width:56.95pt;height:48.55pt" o:ole="">
+            <v:imagedata r:id="rId14" o:title=""/>
           </v:shape>
-          <o:OLEObject Type="Embed" ProgID="Equation.3" ShapeID="_x0000_i1029" DrawAspect="Content" ObjectID="_1791713983" r:id="rId14"/>
+          <o:OLEObject Type="Embed" ProgID="Equation.3" ShapeID="_x0000_i1029" DrawAspect="Content" ObjectID="_1567529167" r:id="rId15"/>
         </w:object>
       </w:r>
       <w:r>
@@ -1279,11 +1305,11 @@
           <w:szCs w:val="28"/>
           <w:lang w:val="en-US"/>
         </w:rPr>
-        <w:object w:dxaOrig="2200" w:dyaOrig="980" w14:anchorId="6A160C4C">
-          <v:shape id="_x0000_i1030" type="#_x0000_t75" style="width:139.8pt;height:61.2pt" o:ole="">
-            <v:imagedata r:id="rId15" o:title=""/>
+        <w:object w:dxaOrig="2200" w:dyaOrig="980">
+          <v:shape id="_x0000_i1030" type="#_x0000_t75" style="width:139.8pt;height:61.1pt" o:ole="">
+            <v:imagedata r:id="rId16" o:title=""/>
           </v:shape>
-          <o:OLEObject Type="Embed" ProgID="Equation.3" ShapeID="_x0000_i1030" DrawAspect="Content" ObjectID="_1791713984" r:id="rId16"/>
+          <o:OLEObject Type="Embed" ProgID="Equation.3" ShapeID="_x0000_i1030" DrawAspect="Content" ObjectID="_1567529168" r:id="rId17"/>
         </w:object>
       </w:r>
       <w:r>
@@ -1320,11 +1346,11 @@
           <w:szCs w:val="28"/>
           <w:lang w:val="en-US"/>
         </w:rPr>
-        <w:object w:dxaOrig="2180" w:dyaOrig="980" w14:anchorId="6AE2ADE7">
-          <v:shape id="_x0000_i1031" type="#_x0000_t75" style="width:130.8pt;height:58.8pt" o:ole="">
-            <v:imagedata r:id="rId17" o:title=""/>
+        <w:object w:dxaOrig="2180" w:dyaOrig="980">
+          <v:shape id="_x0000_i1031" type="#_x0000_t75" style="width:130.6pt;height:58.6pt" o:ole="">
+            <v:imagedata r:id="rId18" o:title=""/>
           </v:shape>
-          <o:OLEObject Type="Embed" ProgID="Equation.3" ShapeID="_x0000_i1031" DrawAspect="Content" ObjectID="_1791713985" r:id="rId18"/>
+          <o:OLEObject Type="Embed" ProgID="Equation.3" ShapeID="_x0000_i1031" DrawAspect="Content" ObjectID="_1567529169" r:id="rId19"/>
         </w:object>
       </w:r>
       <w:r>
@@ -1356,7 +1382,7 @@
           <w:sz w:val="28"/>
           <w:szCs w:val="28"/>
         </w:rPr>
-        <w:t>Из соотношений (6</w:t>
+        <w:t>Из соотношений (6)  и (7) найдем неизвестный параметр</w:t>
       </w:r>
       <w:proofErr w:type="gramStart"/>
       <w:r>
@@ -1365,7 +1391,7 @@
           <w:sz w:val="28"/>
           <w:szCs w:val="28"/>
         </w:rPr>
-        <w:t>)  и</w:t>
+        <w:t xml:space="preserve">  С</w:t>
       </w:r>
       <w:proofErr w:type="gramEnd"/>
       <w:r>
@@ -1374,7 +1400,7 @@
           <w:sz w:val="28"/>
           <w:szCs w:val="28"/>
         </w:rPr>
-        <w:t xml:space="preserve"> (7) найдем неизвестный параметр  С  и М:</w:t>
+        <w:t xml:space="preserve">  и М:</w:t>
       </w:r>
     </w:p>
     <w:p>
@@ -1400,11 +1426,11 @@
           <w:sz w:val="28"/>
           <w:szCs w:val="28"/>
         </w:rPr>
-        <w:object w:dxaOrig="2640" w:dyaOrig="1320" w14:anchorId="15365F25">
-          <v:shape id="_x0000_i1032" type="#_x0000_t75" style="width:187.8pt;height:94.8pt" o:ole="">
-            <v:imagedata r:id="rId19" o:title=""/>
+        <w:object w:dxaOrig="2640" w:dyaOrig="1320">
+          <v:shape id="_x0000_i1032" type="#_x0000_t75" style="width:187.55pt;height:94.6pt" o:ole="">
+            <v:imagedata r:id="rId20" o:title=""/>
           </v:shape>
-          <o:OLEObject Type="Embed" ProgID="Equation.3" ShapeID="_x0000_i1032" DrawAspect="Content" ObjectID="_1791713986" r:id="rId20"/>
+          <o:OLEObject Type="Embed" ProgID="Equation.3" ShapeID="_x0000_i1032" DrawAspect="Content" ObjectID="_1567529170" r:id="rId21"/>
         </w:object>
       </w:r>
       <w:r>
@@ -1440,11 +1466,11 @@
           <w:sz w:val="28"/>
           <w:szCs w:val="28"/>
         </w:rPr>
-        <w:object w:dxaOrig="1800" w:dyaOrig="960" w14:anchorId="61ECDB64">
-          <v:shape id="_x0000_i1033" type="#_x0000_t75" style="width:111.6pt;height:59.4pt" o:ole="">
-            <v:imagedata r:id="rId21" o:title=""/>
+        <w:object w:dxaOrig="1800" w:dyaOrig="960">
+          <v:shape id="_x0000_i1033" type="#_x0000_t75" style="width:111.35pt;height:59.45pt" o:ole="">
+            <v:imagedata r:id="rId22" o:title=""/>
           </v:shape>
-          <o:OLEObject Type="Embed" ProgID="Equation.3" ShapeID="_x0000_i1033" DrawAspect="Content" ObjectID="_1791713987" r:id="rId22"/>
+          <o:OLEObject Type="Embed" ProgID="Equation.3" ShapeID="_x0000_i1033" DrawAspect="Content" ObjectID="_1567529171" r:id="rId23"/>
         </w:object>
       </w:r>
       <w:r>
@@ -1946,12 +1972,12 @@
                 <w:sz w:val="28"/>
                 <w:szCs w:val="28"/>
               </w:rPr>
-              <w:object w:dxaOrig="1084" w:dyaOrig="1072" w14:anchorId="56A97A12">
-                <v:shape id="_x0000_s1026" type="#_x0000_t75" style="position:absolute;margin-left:-4.95pt;margin-top:9.55pt;width:161pt;height:36pt;z-index:251656704">
-                  <v:imagedata r:id="rId23" o:title=""/>
+              <w:pict>
+                <v:shape id="_x0000_s1026" type="#_x0000_t75" style="position:absolute;margin-left:-4.95pt;margin-top:9.55pt;width:161pt;height:36pt;z-index:251658240">
+                  <v:imagedata r:id="rId24" o:title=""/>
                 </v:shape>
-                <o:OLEObject Type="Embed" ProgID="Equation.3" ShapeID="_x0000_s1026" DrawAspect="Content" ObjectID="_1791713988" r:id="rId24"/>
-              </w:object>
+                <o:OLEObject Type="Embed" ProgID="Equation.3" ShapeID="_x0000_s1026" DrawAspect="Content" ObjectID="_1567529172" r:id="rId25"/>
+              </w:pict>
             </w:r>
           </w:p>
         </w:tc>
@@ -2053,12 +2079,12 @@
                 <w:sz w:val="28"/>
                 <w:szCs w:val="28"/>
               </w:rPr>
-              <w:object w:dxaOrig="1084" w:dyaOrig="1072" w14:anchorId="3EBCF036">
-                <v:shape id="_x0000_s1027" type="#_x0000_t75" style="position:absolute;margin-left:.45pt;margin-top:.1pt;width:89pt;height:31pt;z-index:251657728">
-                  <v:imagedata r:id="rId25" o:title=""/>
+              <w:pict>
+                <v:shape id="_x0000_s1027" type="#_x0000_t75" style="position:absolute;margin-left:.45pt;margin-top:.1pt;width:89pt;height:31pt;z-index:251658240">
+                  <v:imagedata r:id="rId26" o:title=""/>
                 </v:shape>
-                <o:OLEObject Type="Embed" ProgID="Equation.3" ShapeID="_x0000_s1027" DrawAspect="Content" ObjectID="_1791713989" r:id="rId26"/>
-              </w:object>
+                <o:OLEObject Type="Embed" ProgID="Equation.3" ShapeID="_x0000_s1027" DrawAspect="Content" ObjectID="_1567529173" r:id="rId27"/>
+              </w:pict>
             </w:r>
           </w:p>
           <w:p>
@@ -2120,12 +2146,12 @@
           <w:sz w:val="28"/>
           <w:szCs w:val="28"/>
         </w:rPr>
-        <w:object w:dxaOrig="1084" w:dyaOrig="1072" w14:anchorId="71582221">
-          <v:shape id="_x0000_s1028" type="#_x0000_t75" style="position:absolute;left:0;text-align:left;margin-left:5.85pt;margin-top:3.2pt;width:103pt;height:49pt;z-index:251658752">
-            <v:imagedata r:id="rId27" o:title=""/>
+        <w:pict>
+          <v:shape id="_x0000_s1028" type="#_x0000_t75" style="position:absolute;left:0;text-align:left;margin-left:5.85pt;margin-top:3.2pt;width:103pt;height:49pt;z-index:251658240">
+            <v:imagedata r:id="rId28" o:title=""/>
           </v:shape>
-          <o:OLEObject Type="Embed" ProgID="Equation.3" ShapeID="_x0000_s1028" DrawAspect="Content" ObjectID="_1791713990" r:id="rId28"/>
-        </w:object>
+          <o:OLEObject Type="Embed" ProgID="Equation.3" ShapeID="_x0000_s1028" DrawAspect="Content" ObjectID="_1567529174" r:id="rId29"/>
+        </w:pict>
       </w:r>
     </w:p>
     <w:p>
@@ -2519,12 +2545,21 @@
               </w:rPr>
             </w:pPr>
             <w:proofErr w:type="spellStart"/>
-            <w:r>
-              <w:rPr>
-                <w:sz w:val="28"/>
-                <w:szCs w:val="28"/>
-              </w:rPr>
-              <w:t>tср</w:t>
+            <w:proofErr w:type="gramStart"/>
+            <w:r>
+              <w:rPr>
+                <w:sz w:val="28"/>
+                <w:szCs w:val="28"/>
+              </w:rPr>
+              <w:t>t</w:t>
+            </w:r>
+            <w:proofErr w:type="gramEnd"/>
+            <w:r>
+              <w:rPr>
+                <w:sz w:val="28"/>
+                <w:szCs w:val="28"/>
+              </w:rPr>
+              <w:t>ср</w:t>
             </w:r>
             <w:proofErr w:type="spellEnd"/>
             <w:r>
@@ -3264,7 +3299,23 @@
           <w:sz w:val="28"/>
           <w:szCs w:val="28"/>
         </w:rPr>
-        <w:t xml:space="preserve">Определить первоначальное количество возможных ошибок в программе, содержащей 2 000 командных строк, если в течение первых 60 суток эксплуатации было обнаружено 2 ошибки, а за последующие 40 суток была обнаружена одна ошибка. Определить </w:t>
+        <w:t xml:space="preserve">Определить первоначальное количество возможных ошибок в программе, содержащей 2 000 командных строк, если в течение первых 60 суток эксплуатации было обнаружено 2 ошибки, а </w:t>
+      </w:r>
+      <w:proofErr w:type="gramStart"/>
+      <w:r>
+        <w:rPr>
+          <w:sz w:val="28"/>
+          <w:szCs w:val="28"/>
+        </w:rPr>
+        <w:t>за</w:t>
+      </w:r>
+      <w:proofErr w:type="gramEnd"/>
+      <w:r>
+        <w:rPr>
+          <w:sz w:val="28"/>
+          <w:szCs w:val="28"/>
+        </w:rPr>
+        <w:t xml:space="preserve"> последующие 40 суток была обнаружена одна ошибка. Определить </w:t>
       </w:r>
       <w:r>
         <w:rPr>
@@ -4322,6 +4373,7 @@
                 <w:sz w:val="28"/>
                 <w:szCs w:val="28"/>
               </w:rPr>
+              <w:lastRenderedPageBreak/>
               <w:t>λ2=</w:t>
             </w:r>
           </w:p>
@@ -4986,7 +5038,23 @@
                 <w:sz w:val="28"/>
                 <w:szCs w:val="28"/>
               </w:rPr>
-              <w:t>Л2/Л1=</w:t>
+              <w:t>Л</w:t>
+            </w:r>
+            <w:proofErr w:type="gramStart"/>
+            <w:r>
+              <w:rPr>
+                <w:sz w:val="28"/>
+                <w:szCs w:val="28"/>
+              </w:rPr>
+              <w:t>2</w:t>
+            </w:r>
+            <w:proofErr w:type="gramEnd"/>
+            <w:r>
+              <w:rPr>
+                <w:sz w:val="28"/>
+                <w:szCs w:val="28"/>
+              </w:rPr>
+              <w:t>/Л1=</w:t>
             </w:r>
           </w:p>
         </w:tc>
@@ -5022,7 +5090,10 @@
         </w:tc>
       </w:tr>
     </w:tbl>
-    <w:p/>
+    <w:p>
+      <w:bookmarkStart w:id="0" w:name="_GoBack"/>
+      <w:bookmarkEnd w:id="0"/>
+    </w:p>
     <w:sectPr>
       <w:pgSz w:w="11906" w:h="16838"/>
       <w:pgMar w:top="1134" w:right="850" w:bottom="1134" w:left="1701" w:header="708" w:footer="708" w:gutter="0"/>
@@ -5034,8 +5105,8 @@
 </file>
 
 <file path=word/numbering.xml><?xml version="1.0" encoding="utf-8"?>
-<w:numbering xmlns:wpc="http://schemas.microsoft.com/office/word/2010/wordprocessingCanvas" xmlns:cx="http://schemas.microsoft.com/office/drawing/2014/chartex" xmlns:cx1="http://schemas.microsoft.com/office/drawing/2015/9/8/chartex" xmlns:cx2="http://schemas.microsoft.com/office/drawing/2015/10/21/chartex" xmlns:cx3="http://schemas.microsoft.com/office/drawing/2016/5/9/chartex" xmlns:cx4="http://schemas.microsoft.com/office/drawing/2016/5/10/chartex" xmlns:cx5="http://schemas.microsoft.com/office/drawing/2016/5/11/chartex" xmlns:cx6="http://schemas.microsoft.com/office/drawing/2016/5/12/chartex" xmlns:cx7="http://schemas.microsoft.com/office/drawing/2016/5/13/chartex" xmlns:cx8="http://schemas.microsoft.com/office/drawing/2016/5/14/chartex" xmlns:mc="http://schemas.openxmlformats.org/markup-compatibility/2006" xmlns:aink="http://schemas.microsoft.com/office/drawing/2016/ink" xmlns:am3d="http://schemas.microsoft.com/office/drawing/2017/model3d" xmlns:o="urn:schemas-microsoft-com:office:office" xmlns:r="http://schemas.openxmlformats.org/officeDocument/2006/relationships" xmlns:m="http://schemas.openxmlformats.org/officeDocument/2006/math" xmlns:v="urn:schemas-microsoft-com:vml" xmlns:wp14="http://schemas.microsoft.com/office/word/2010/wordprocessingDrawing" xmlns:wp="http://schemas.openxmlformats.org/drawingml/2006/wordprocessingDrawing" xmlns:w10="urn:schemas-microsoft-com:office:word" xmlns:w="http://schemas.openxmlformats.org/wordprocessingml/2006/main" xmlns:w14="http://schemas.microsoft.com/office/word/2010/wordml" xmlns:w15="http://schemas.microsoft.com/office/word/2012/wordml" xmlns:w16cex="http://schemas.microsoft.com/office/word/2018/wordml/cex" xmlns:w16cid="http://schemas.microsoft.com/office/word/2016/wordml/cid" xmlns:w16="http://schemas.microsoft.com/office/word/2018/wordml" xmlns:w16sdtdh="http://schemas.microsoft.com/office/word/2020/wordml/sdtdatahash" xmlns:w16se="http://schemas.microsoft.com/office/word/2015/wordml/symex" xmlns:wpg="http://schemas.microsoft.com/office/word/2010/wordprocessingGroup" xmlns:wpi="http://schemas.microsoft.com/office/word/2010/wordprocessingInk" xmlns:wne="http://schemas.microsoft.com/office/word/2006/wordml" xmlns:wps="http://schemas.microsoft.com/office/word/2010/wordprocessingShape" mc:Ignorable="w14 w15 w16se w16cid w16 w16cex w16sdtdh wp14">
-  <w:abstractNum w:abstractNumId="0" w15:restartNumberingAfterBreak="0">
+<w:numbering xmlns:wpc="http://schemas.microsoft.com/office/word/2010/wordprocessingCanvas" xmlns:mc="http://schemas.openxmlformats.org/markup-compatibility/2006" xmlns:o="urn:schemas-microsoft-com:office:office" xmlns:r="http://schemas.openxmlformats.org/officeDocument/2006/relationships" xmlns:m="http://schemas.openxmlformats.org/officeDocument/2006/math" xmlns:v="urn:schemas-microsoft-com:vml" xmlns:wp14="http://schemas.microsoft.com/office/word/2010/wordprocessingDrawing" xmlns:wp="http://schemas.openxmlformats.org/drawingml/2006/wordprocessingDrawing" xmlns:w10="urn:schemas-microsoft-com:office:word" xmlns:w="http://schemas.openxmlformats.org/wordprocessingml/2006/main" xmlns:w14="http://schemas.microsoft.com/office/word/2010/wordml" xmlns:wpg="http://schemas.microsoft.com/office/word/2010/wordprocessingGroup" xmlns:wpi="http://schemas.microsoft.com/office/word/2010/wordprocessingInk" xmlns:wne="http://schemas.microsoft.com/office/word/2006/wordml" xmlns:wps="http://schemas.microsoft.com/office/word/2010/wordprocessingShape" mc:Ignorable="w14 wp14">
+  <w:abstractNum w:abstractNumId="0">
     <w:nsid w:val="6D855D4F"/>
     <w:multiLevelType w:val="hybridMultilevel"/>
     <w:tmpl w:val="31D62F10"/>
@@ -5186,7 +5257,7 @@
 </file>
 
 <file path=word/styles.xml><?xml version="1.0" encoding="utf-8"?>
-<w:styles xmlns:mc="http://schemas.openxmlformats.org/markup-compatibility/2006" xmlns:r="http://schemas.openxmlformats.org/officeDocument/2006/relationships" xmlns:w="http://schemas.openxmlformats.org/wordprocessingml/2006/main" xmlns:w14="http://schemas.microsoft.com/office/word/2010/wordml" xmlns:w15="http://schemas.microsoft.com/office/word/2012/wordml" xmlns:w16cex="http://schemas.microsoft.com/office/word/2018/wordml/cex" xmlns:w16cid="http://schemas.microsoft.com/office/word/2016/wordml/cid" xmlns:w16="http://schemas.microsoft.com/office/word/2018/wordml" xmlns:w16sdtdh="http://schemas.microsoft.com/office/word/2020/wordml/sdtdatahash" xmlns:w16se="http://schemas.microsoft.com/office/word/2015/wordml/symex" mc:Ignorable="w14 w15 w16se w16cid w16 w16cex w16sdtdh">
+<w:styles xmlns:mc="http://schemas.openxmlformats.org/markup-compatibility/2006" xmlns:r="http://schemas.openxmlformats.org/officeDocument/2006/relationships" xmlns:w="http://schemas.openxmlformats.org/wordprocessingml/2006/main" xmlns:w14="http://schemas.microsoft.com/office/word/2010/wordml" mc:Ignorable="w14">
   <w:docDefaults>
     <w:rPrDefault>
       <w:rPr>
@@ -5202,383 +5273,344 @@
       </w:pPr>
     </w:pPrDefault>
   </w:docDefaults>
-  <w:latentStyles w:defLockedState="0" w:defUIPriority="99" w:defSemiHidden="0" w:defUnhideWhenUsed="0" w:defQFormat="0" w:count="376">
-    <w:lsdException w:name="Normal" w:uiPriority="0" w:qFormat="1"/>
-    <w:lsdException w:name="heading 1" w:uiPriority="9" w:qFormat="1"/>
-    <w:lsdException w:name="heading 2" w:semiHidden="1" w:uiPriority="9" w:unhideWhenUsed="1" w:qFormat="1"/>
-    <w:lsdException w:name="heading 3" w:semiHidden="1" w:uiPriority="9" w:unhideWhenUsed="1" w:qFormat="1"/>
-    <w:lsdException w:name="heading 4" w:semiHidden="1" w:uiPriority="9" w:unhideWhenUsed="1" w:qFormat="1"/>
-    <w:lsdException w:name="heading 5" w:semiHidden="1" w:uiPriority="9" w:unhideWhenUsed="1" w:qFormat="1"/>
-    <w:lsdException w:name="heading 6" w:semiHidden="1" w:uiPriority="9" w:unhideWhenUsed="1" w:qFormat="1"/>
-    <w:lsdException w:name="heading 7" w:semiHidden="1" w:uiPriority="9" w:unhideWhenUsed="1" w:qFormat="1"/>
-    <w:lsdException w:name="heading 8" w:semiHidden="1" w:uiPriority="9" w:unhideWhenUsed="1" w:qFormat="1"/>
-    <w:lsdException w:name="heading 9" w:semiHidden="1" w:uiPriority="9" w:unhideWhenUsed="1" w:qFormat="1"/>
-    <w:lsdException w:name="index 1" w:semiHidden="1" w:unhideWhenUsed="1"/>
-    <w:lsdException w:name="index 2" w:semiHidden="1" w:unhideWhenUsed="1"/>
-    <w:lsdException w:name="index 3" w:semiHidden="1" w:unhideWhenUsed="1"/>
-    <w:lsdException w:name="index 4" w:semiHidden="1" w:unhideWhenUsed="1"/>
-    <w:lsdException w:name="index 5" w:semiHidden="1" w:unhideWhenUsed="1"/>
-    <w:lsdException w:name="index 6" w:semiHidden="1" w:unhideWhenUsed="1"/>
-    <w:lsdException w:name="index 7" w:semiHidden="1" w:unhideWhenUsed="1"/>
-    <w:lsdException w:name="index 8" w:semiHidden="1" w:unhideWhenUsed="1"/>
-    <w:lsdException w:name="index 9" w:semiHidden="1" w:unhideWhenUsed="1"/>
-    <w:lsdException w:name="toc 1" w:semiHidden="1" w:uiPriority="39" w:unhideWhenUsed="1"/>
-    <w:lsdException w:name="toc 2" w:semiHidden="1" w:uiPriority="39" w:unhideWhenUsed="1"/>
-    <w:lsdException w:name="toc 3" w:semiHidden="1" w:uiPriority="39" w:unhideWhenUsed="1"/>
-    <w:lsdException w:name="toc 4" w:semiHidden="1" w:uiPriority="39" w:unhideWhenUsed="1"/>
-    <w:lsdException w:name="toc 5" w:semiHidden="1" w:uiPriority="39" w:unhideWhenUsed="1"/>
-    <w:lsdException w:name="toc 6" w:semiHidden="1" w:uiPriority="39" w:unhideWhenUsed="1"/>
-    <w:lsdException w:name="toc 7" w:semiHidden="1" w:uiPriority="39" w:unhideWhenUsed="1"/>
-    <w:lsdException w:name="toc 8" w:semiHidden="1" w:uiPriority="39" w:unhideWhenUsed="1"/>
-    <w:lsdException w:name="toc 9" w:semiHidden="1" w:uiPriority="39" w:unhideWhenUsed="1"/>
-    <w:lsdException w:name="Normal Indent" w:semiHidden="1" w:unhideWhenUsed="1"/>
-    <w:lsdException w:name="footnote text" w:semiHidden="1" w:unhideWhenUsed="1"/>
-    <w:lsdException w:name="annotation text" w:semiHidden="1" w:unhideWhenUsed="1"/>
-    <w:lsdException w:name="header" w:semiHidden="1" w:unhideWhenUsed="1"/>
-    <w:lsdException w:name="footer" w:semiHidden="1" w:unhideWhenUsed="1"/>
-    <w:lsdException w:name="index heading" w:semiHidden="1" w:unhideWhenUsed="1"/>
-    <w:lsdException w:name="caption" w:semiHidden="1" w:uiPriority="35" w:unhideWhenUsed="1" w:qFormat="1"/>
-    <w:lsdException w:name="table of figures" w:semiHidden="1" w:unhideWhenUsed="1"/>
-    <w:lsdException w:name="envelope address" w:semiHidden="1" w:unhideWhenUsed="1"/>
-    <w:lsdException w:name="envelope return" w:semiHidden="1" w:unhideWhenUsed="1"/>
-    <w:lsdException w:name="footnote reference" w:semiHidden="1" w:unhideWhenUsed="1"/>
-    <w:lsdException w:name="annotation reference" w:semiHidden="1" w:unhideWhenUsed="1"/>
-    <w:lsdException w:name="line number" w:semiHidden="1" w:unhideWhenUsed="1"/>
-    <w:lsdException w:name="page number" w:semiHidden="1" w:unhideWhenUsed="1"/>
-    <w:lsdException w:name="endnote reference" w:semiHidden="1" w:unhideWhenUsed="1"/>
-    <w:lsdException w:name="endnote text" w:semiHidden="1" w:unhideWhenUsed="1"/>
-    <w:lsdException w:name="table of authorities" w:semiHidden="1" w:unhideWhenUsed="1"/>
-    <w:lsdException w:name="macro" w:semiHidden="1" w:unhideWhenUsed="1"/>
-    <w:lsdException w:name="toa heading" w:semiHidden="1" w:unhideWhenUsed="1"/>
-    <w:lsdException w:name="List" w:semiHidden="1" w:unhideWhenUsed="1"/>
-    <w:lsdException w:name="List Bullet" w:semiHidden="1" w:unhideWhenUsed="1"/>
-    <w:lsdException w:name="List Number" w:semiHidden="1" w:unhideWhenUsed="1"/>
-    <w:lsdException w:name="List 2" w:semiHidden="1" w:unhideWhenUsed="1"/>
-    <w:lsdException w:name="List 3" w:semiHidden="1" w:unhideWhenUsed="1"/>
-    <w:lsdException w:name="List 4" w:semiHidden="1" w:unhideWhenUsed="1"/>
-    <w:lsdException w:name="List 5" w:semiHidden="1" w:unhideWhenUsed="1"/>
-    <w:lsdException w:name="List Bullet 2" w:semiHidden="1" w:unhideWhenUsed="1"/>
-    <w:lsdException w:name="List Bullet 3" w:semiHidden="1" w:unhideWhenUsed="1"/>
-    <w:lsdException w:name="List Bullet 4" w:semiHidden="1" w:unhideWhenUsed="1"/>
-    <w:lsdException w:name="List Bullet 5" w:semiHidden="1" w:unhideWhenUsed="1"/>
-    <w:lsdException w:name="List Number 2" w:semiHidden="1" w:unhideWhenUsed="1"/>
-    <w:lsdException w:name="List Number 3" w:semiHidden="1" w:unhideWhenUsed="1"/>
-    <w:lsdException w:name="List Number 4" w:semiHidden="1" w:unhideWhenUsed="1"/>
-    <w:lsdException w:name="List Number 5" w:semiHidden="1" w:unhideWhenUsed="1"/>
-    <w:lsdException w:name="Title" w:uiPriority="10" w:qFormat="1"/>
-    <w:lsdException w:name="Closing" w:semiHidden="1" w:unhideWhenUsed="1"/>
-    <w:lsdException w:name="Signature" w:semiHidden="1" w:unhideWhenUsed="1"/>
-    <w:lsdException w:name="Default Paragraph Font" w:semiHidden="1" w:uiPriority="1" w:unhideWhenUsed="1"/>
-    <w:lsdException w:name="Body Text" w:semiHidden="1" w:unhideWhenUsed="1"/>
-    <w:lsdException w:name="Body Text Indent" w:semiHidden="1" w:unhideWhenUsed="1"/>
-    <w:lsdException w:name="List Continue" w:semiHidden="1" w:unhideWhenUsed="1"/>
-    <w:lsdException w:name="List Continue 2" w:semiHidden="1" w:unhideWhenUsed="1"/>
-    <w:lsdException w:name="List Continue 3" w:semiHidden="1" w:unhideWhenUsed="1"/>
-    <w:lsdException w:name="List Continue 4" w:semiHidden="1" w:unhideWhenUsed="1"/>
-    <w:lsdException w:name="List Continue 5" w:semiHidden="1" w:unhideWhenUsed="1"/>
-    <w:lsdException w:name="Message Header" w:semiHidden="1" w:unhideWhenUsed="1"/>
-    <w:lsdException w:name="Subtitle" w:uiPriority="11" w:qFormat="1"/>
-    <w:lsdException w:name="Salutation" w:semiHidden="1" w:unhideWhenUsed="1"/>
-    <w:lsdException w:name="Date" w:semiHidden="1" w:unhideWhenUsed="1"/>
-    <w:lsdException w:name="Body Text First Indent" w:semiHidden="1" w:unhideWhenUsed="1"/>
-    <w:lsdException w:name="Body Text First Indent 2" w:semiHidden="1" w:unhideWhenUsed="1"/>
-    <w:lsdException w:name="Note Heading" w:semiHidden="1" w:unhideWhenUsed="1"/>
-    <w:lsdException w:name="Body Text 2" w:semiHidden="1" w:unhideWhenUsed="1"/>
-    <w:lsdException w:name="Body Text 3" w:semiHidden="1" w:unhideWhenUsed="1"/>
-    <w:lsdException w:name="Body Text Indent 2" w:semiHidden="1" w:unhideWhenUsed="1"/>
-    <w:lsdException w:name="Body Text Indent 3" w:semiHidden="1" w:unhideWhenUsed="1"/>
-    <w:lsdException w:name="Block Text" w:semiHidden="1" w:unhideWhenUsed="1"/>
-    <w:lsdException w:name="Hyperlink" w:semiHidden="1" w:unhideWhenUsed="1"/>
-    <w:lsdException w:name="FollowedHyperlink" w:semiHidden="1" w:unhideWhenUsed="1"/>
-    <w:lsdException w:name="Strong" w:uiPriority="22" w:qFormat="1"/>
-    <w:lsdException w:name="Emphasis" w:uiPriority="20" w:qFormat="1"/>
-    <w:lsdException w:name="Document Map" w:semiHidden="1" w:unhideWhenUsed="1"/>
-    <w:lsdException w:name="Plain Text" w:semiHidden="1" w:unhideWhenUsed="1"/>
-    <w:lsdException w:name="E-mail Signature" w:semiHidden="1" w:unhideWhenUsed="1"/>
-    <w:lsdException w:name="HTML Top of Form" w:semiHidden="1" w:unhideWhenUsed="1"/>
-    <w:lsdException w:name="HTML Bottom of Form" w:semiHidden="1" w:unhideWhenUsed="1"/>
-    <w:lsdException w:name="Normal (Web)" w:semiHidden="1" w:unhideWhenUsed="1"/>
-    <w:lsdException w:name="HTML Acronym" w:semiHidden="1" w:unhideWhenUsed="1"/>
-    <w:lsdException w:name="HTML Address" w:semiHidden="1" w:unhideWhenUsed="1"/>
-    <w:lsdException w:name="HTML Cite" w:semiHidden="1" w:unhideWhenUsed="1"/>
-    <w:lsdException w:name="HTML Code" w:semiHidden="1" w:unhideWhenUsed="1"/>
-    <w:lsdException w:name="HTML Definition" w:semiHidden="1" w:unhideWhenUsed="1"/>
-    <w:lsdException w:name="HTML Keyboard" w:semiHidden="1" w:unhideWhenUsed="1"/>
-    <w:lsdException w:name="HTML Preformatted" w:semiHidden="1" w:unhideWhenUsed="1"/>
-    <w:lsdException w:name="HTML Sample" w:semiHidden="1" w:unhideWhenUsed="1"/>
-    <w:lsdException w:name="HTML Typewriter" w:semiHidden="1" w:unhideWhenUsed="1"/>
-    <w:lsdException w:name="HTML Variable" w:semiHidden="1" w:unhideWhenUsed="1"/>
-    <w:lsdException w:name="Normal Table" w:semiHidden="1" w:unhideWhenUsed="1"/>
-    <w:lsdException w:name="annotation subject" w:semiHidden="1" w:unhideWhenUsed="1"/>
-    <w:lsdException w:name="No List" w:semiHidden="1" w:unhideWhenUsed="1"/>
-    <w:lsdException w:name="Outline List 1" w:semiHidden="1" w:unhideWhenUsed="1"/>
-    <w:lsdException w:name="Outline List 2" w:semiHidden="1" w:unhideWhenUsed="1"/>
-    <w:lsdException w:name="Outline List 3" w:semiHidden="1" w:unhideWhenUsed="1"/>
-    <w:lsdException w:name="Table Simple 1" w:semiHidden="1" w:unhideWhenUsed="1"/>
-    <w:lsdException w:name="Table Simple 2" w:semiHidden="1" w:unhideWhenUsed="1"/>
-    <w:lsdException w:name="Table Simple 3" w:semiHidden="1" w:unhideWhenUsed="1"/>
-    <w:lsdException w:name="Table Classic 1" w:semiHidden="1" w:unhideWhenUsed="1"/>
-    <w:lsdException w:name="Table Classic 2" w:semiHidden="1" w:unhideWhenUsed="1"/>
-    <w:lsdException w:name="Table Classic 3" w:semiHidden="1" w:unhideWhenUsed="1"/>
-    <w:lsdException w:name="Table Classic 4" w:semiHidden="1" w:unhideWhenUsed="1"/>
-    <w:lsdException w:name="Table Colorful 1" w:semiHidden="1" w:unhideWhenUsed="1"/>
-    <w:lsdException w:name="Table Colorful 2" w:semiHidden="1" w:unhideWhenUsed="1"/>
-    <w:lsdException w:name="Table Colorful 3" w:semiHidden="1" w:unhideWhenUsed="1"/>
-    <w:lsdException w:name="Table Columns 1" w:semiHidden="1" w:unhideWhenUsed="1"/>
-    <w:lsdException w:name="Table Columns 2" w:semiHidden="1" w:unhideWhenUsed="1"/>
-    <w:lsdException w:name="Table Columns 3" w:semiHidden="1" w:unhideWhenUsed="1"/>
-    <w:lsdException w:name="Table Columns 4" w:semiHidden="1" w:unhideWhenUsed="1"/>
-    <w:lsdException w:name="Table Columns 5" w:semiHidden="1" w:unhideWhenUsed="1"/>
-    <w:lsdException w:name="Table Grid 1" w:semiHidden="1" w:unhideWhenUsed="1"/>
-    <w:lsdException w:name="Table Grid 2" w:semiHidden="1" w:unhideWhenUsed="1"/>
-    <w:lsdException w:name="Table Grid 3" w:semiHidden="1" w:unhideWhenUsed="1"/>
-    <w:lsdException w:name="Table Grid 4" w:semiHidden="1" w:unhideWhenUsed="1"/>
-    <w:lsdException w:name="Table Grid 5" w:semiHidden="1" w:unhideWhenUsed="1"/>
-    <w:lsdException w:name="Table Grid 6" w:semiHidden="1" w:unhideWhenUsed="1"/>
-    <w:lsdException w:name="Table Grid 7" w:semiHidden="1" w:unhideWhenUsed="1"/>
-    <w:lsdException w:name="Table Grid 8" w:semiHidden="1" w:unhideWhenUsed="1"/>
-    <w:lsdException w:name="Table List 1" w:semiHidden="1" w:unhideWhenUsed="1"/>
-    <w:lsdException w:name="Table List 2" w:semiHidden="1" w:unhideWhenUsed="1"/>
-    <w:lsdException w:name="Table List 3" w:semiHidden="1" w:unhideWhenUsed="1"/>
-    <w:lsdException w:name="Table List 4" w:semiHidden="1" w:unhideWhenUsed="1"/>
-    <w:lsdException w:name="Table List 5" w:semiHidden="1" w:unhideWhenUsed="1"/>
-    <w:lsdException w:name="Table List 6" w:semiHidden="1" w:unhideWhenUsed="1"/>
-    <w:lsdException w:name="Table List 7" w:semiHidden="1" w:unhideWhenUsed="1"/>
-    <w:lsdException w:name="Table List 8" w:semiHidden="1" w:unhideWhenUsed="1"/>
-    <w:lsdException w:name="Table 3D effects 1" w:semiHidden="1" w:unhideWhenUsed="1"/>
-    <w:lsdException w:name="Table 3D effects 2" w:semiHidden="1" w:unhideWhenUsed="1"/>
-    <w:lsdException w:name="Table 3D effects 3" w:semiHidden="1" w:unhideWhenUsed="1"/>
-    <w:lsdException w:name="Table Contemporary" w:semiHidden="1" w:unhideWhenUsed="1"/>
-    <w:lsdException w:name="Table Elegant" w:semiHidden="1" w:unhideWhenUsed="1"/>
-    <w:lsdException w:name="Table Professional" w:semiHidden="1" w:unhideWhenUsed="1"/>
-    <w:lsdException w:name="Table Subtle 1" w:semiHidden="1" w:unhideWhenUsed="1"/>
-    <w:lsdException w:name="Table Subtle 2" w:semiHidden="1" w:unhideWhenUsed="1"/>
-    <w:lsdException w:name="Table Web 1" w:semiHidden="1" w:unhideWhenUsed="1"/>
-    <w:lsdException w:name="Table Web 2" w:semiHidden="1" w:unhideWhenUsed="1"/>
-    <w:lsdException w:name="Table Web 3" w:semiHidden="1" w:unhideWhenUsed="1"/>
-    <w:lsdException w:name="Balloon Text" w:semiHidden="1" w:unhideWhenUsed="1"/>
-    <w:lsdException w:name="Table Grid" w:semiHidden="1" w:uiPriority="59" w:unhideWhenUsed="1"/>
-    <w:lsdException w:name="Table Theme" w:semiHidden="1" w:unhideWhenUsed="1"/>
-    <w:lsdException w:name="Placeholder Text" w:semiHidden="1"/>
-    <w:lsdException w:name="No Spacing" w:uiPriority="1" w:qFormat="1"/>
-    <w:lsdException w:name="Light Shading" w:uiPriority="60"/>
-    <w:lsdException w:name="Light List" w:uiPriority="61"/>
-    <w:lsdException w:name="Light Grid" w:uiPriority="62"/>
-    <w:lsdException w:name="Medium Shading 1" w:uiPriority="63"/>
-    <w:lsdException w:name="Medium Shading 2" w:uiPriority="64"/>
-    <w:lsdException w:name="Medium List 1" w:uiPriority="65"/>
-    <w:lsdException w:name="Medium List 2" w:uiPriority="66"/>
-    <w:lsdException w:name="Medium Grid 1" w:uiPriority="67"/>
-    <w:lsdException w:name="Medium Grid 2" w:uiPriority="68"/>
-    <w:lsdException w:name="Medium Grid 3" w:uiPriority="69"/>
-    <w:lsdException w:name="Dark List" w:uiPriority="70"/>
-    <w:lsdException w:name="Colorful Shading" w:uiPriority="71"/>
-    <w:lsdException w:name="Colorful List" w:uiPriority="72"/>
-    <w:lsdException w:name="Colorful Grid" w:uiPriority="73"/>
-    <w:lsdException w:name="Light Shading Accent 1" w:uiPriority="60"/>
-    <w:lsdException w:name="Light List Accent 1" w:uiPriority="61"/>
-    <w:lsdException w:name="Light Grid Accent 1" w:uiPriority="62"/>
-    <w:lsdException w:name="Medium Shading 1 Accent 1" w:uiPriority="63"/>
-    <w:lsdException w:name="Medium Shading 2 Accent 1" w:uiPriority="64"/>
-    <w:lsdException w:name="Medium List 1 Accent 1" w:uiPriority="65"/>
-    <w:lsdException w:name="Revision" w:semiHidden="1"/>
-    <w:lsdException w:name="List Paragraph" w:uiPriority="34" w:qFormat="1"/>
-    <w:lsdException w:name="Quote" w:uiPriority="29" w:qFormat="1"/>
-    <w:lsdException w:name="Intense Quote" w:uiPriority="30" w:qFormat="1"/>
-    <w:lsdException w:name="Medium List 2 Accent 1" w:uiPriority="66"/>
-    <w:lsdException w:name="Medium Grid 1 Accent 1" w:uiPriority="67"/>
-    <w:lsdException w:name="Medium Grid 2 Accent 1" w:uiPriority="68"/>
-    <w:lsdException w:name="Medium Grid 3 Accent 1" w:uiPriority="69"/>
-    <w:lsdException w:name="Dark List Accent 1" w:uiPriority="70"/>
-    <w:lsdException w:name="Colorful Shading Accent 1" w:uiPriority="71"/>
-    <w:lsdException w:name="Colorful List Accent 1" w:uiPriority="72"/>
-    <w:lsdException w:name="Colorful Grid Accent 1" w:uiPriority="73"/>
-    <w:lsdException w:name="Light Shading Accent 2" w:uiPriority="60"/>
-    <w:lsdException w:name="Light List Accent 2" w:uiPriority="61"/>
-    <w:lsdException w:name="Light Grid Accent 2" w:uiPriority="62"/>
-    <w:lsdException w:name="Medium Shading 1 Accent 2" w:uiPriority="63"/>
-    <w:lsdException w:name="Medium Shading 2 Accent 2" w:uiPriority="64"/>
-    <w:lsdException w:name="Medium List 1 Accent 2" w:uiPriority="65"/>
-    <w:lsdException w:name="Medium List 2 Accent 2" w:uiPriority="66"/>
-    <w:lsdException w:name="Medium Grid 1 Accent 2" w:uiPriority="67"/>
-    <w:lsdException w:name="Medium Grid 2 Accent 2" w:uiPriority="68"/>
-    <w:lsdException w:name="Medium Grid 3 Accent 2" w:uiPriority="69"/>
-    <w:lsdException w:name="Dark List Accent 2" w:uiPriority="70"/>
-    <w:lsdException w:name="Colorful Shading Accent 2" w:uiPriority="71"/>
-    <w:lsdException w:name="Colorful List Accent 2" w:uiPriority="72"/>
-    <w:lsdException w:name="Colorful Grid Accent 2" w:uiPriority="73"/>
-    <w:lsdException w:name="Light Shading Accent 3" w:uiPriority="60"/>
-    <w:lsdException w:name="Light List Accent 3" w:uiPriority="61"/>
-    <w:lsdException w:name="Light Grid Accent 3" w:uiPriority="62"/>
-    <w:lsdException w:name="Medium Shading 1 Accent 3" w:uiPriority="63"/>
-    <w:lsdException w:name="Medium Shading 2 Accent 3" w:uiPriority="64"/>
-    <w:lsdException w:name="Medium List 1 Accent 3" w:uiPriority="65"/>
-    <w:lsdException w:name="Medium List 2 Accent 3" w:uiPriority="66"/>
-    <w:lsdException w:name="Medium Grid 1 Accent 3" w:uiPriority="67"/>
-    <w:lsdException w:name="Medium Grid 2 Accent 3" w:uiPriority="68"/>
-    <w:lsdException w:name="Medium Grid 3 Accent 3" w:uiPriority="69"/>
-    <w:lsdException w:name="Dark List Accent 3" w:uiPriority="70"/>
-    <w:lsdException w:name="Colorful Shading Accent 3" w:uiPriority="71"/>
-    <w:lsdException w:name="Colorful List Accent 3" w:uiPriority="72"/>
-    <w:lsdException w:name="Colorful Grid Accent 3" w:uiPriority="73"/>
-    <w:lsdException w:name="Light Shading Accent 4" w:uiPriority="60"/>
-    <w:lsdException w:name="Light List Accent 4" w:uiPriority="61"/>
-    <w:lsdException w:name="Light Grid Accent 4" w:uiPriority="62"/>
-    <w:lsdException w:name="Medium Shading 1 Accent 4" w:uiPriority="63"/>
-    <w:lsdException w:name="Medium Shading 2 Accent 4" w:uiPriority="64"/>
-    <w:lsdException w:name="Medium List 1 Accent 4" w:uiPriority="65"/>
-    <w:lsdException w:name="Medium List 2 Accent 4" w:uiPriority="66"/>
-    <w:lsdException w:name="Medium Grid 1 Accent 4" w:uiPriority="67"/>
-    <w:lsdException w:name="Medium Grid 2 Accent 4" w:uiPriority="68"/>
-    <w:lsdException w:name="Medium Grid 3 Accent 4" w:uiPriority="69"/>
-    <w:lsdException w:name="Dark List Accent 4" w:uiPriority="70"/>
-    <w:lsdException w:name="Colorful Shading Accent 4" w:uiPriority="71"/>
-    <w:lsdException w:name="Colorful List Accent 4" w:uiPriority="72"/>
-    <w:lsdException w:name="Colorful Grid Accent 4" w:uiPriority="73"/>
-    <w:lsdException w:name="Light Shading Accent 5" w:uiPriority="60"/>
-    <w:lsdException w:name="Light List Accent 5" w:uiPriority="61"/>
-    <w:lsdException w:name="Light Grid Accent 5" w:uiPriority="62"/>
-    <w:lsdException w:name="Medium Shading 1 Accent 5" w:uiPriority="63"/>
-    <w:lsdException w:name="Medium Shading 2 Accent 5" w:uiPriority="64"/>
-    <w:lsdException w:name="Medium List 1 Accent 5" w:uiPriority="65"/>
-    <w:lsdException w:name="Medium List 2 Accent 5" w:uiPriority="66"/>
-    <w:lsdException w:name="Medium Grid 1 Accent 5" w:uiPriority="67"/>
-    <w:lsdException w:name="Medium Grid 2 Accent 5" w:uiPriority="68"/>
-    <w:lsdException w:name="Medium Grid 3 Accent 5" w:uiPriority="69"/>
-    <w:lsdException w:name="Dark List Accent 5" w:uiPriority="70"/>
-    <w:lsdException w:name="Colorful Shading Accent 5" w:uiPriority="71"/>
-    <w:lsdException w:name="Colorful List Accent 5" w:uiPriority="72"/>
-    <w:lsdException w:name="Colorful Grid Accent 5" w:uiPriority="73"/>
-    <w:lsdException w:name="Light Shading Accent 6" w:uiPriority="60"/>
-    <w:lsdException w:name="Light List Accent 6" w:uiPriority="61"/>
-    <w:lsdException w:name="Light Grid Accent 6" w:uiPriority="62"/>
-    <w:lsdException w:name="Medium Shading 1 Accent 6" w:uiPriority="63"/>
-    <w:lsdException w:name="Medium Shading 2 Accent 6" w:uiPriority="64"/>
-    <w:lsdException w:name="Medium List 1 Accent 6" w:uiPriority="65"/>
-    <w:lsdException w:name="Medium List 2 Accent 6" w:uiPriority="66"/>
-    <w:lsdException w:name="Medium Grid 1 Accent 6" w:uiPriority="67"/>
-    <w:lsdException w:name="Medium Grid 2 Accent 6" w:uiPriority="68"/>
-    <w:lsdException w:name="Medium Grid 3 Accent 6" w:uiPriority="69"/>
-    <w:lsdException w:name="Dark List Accent 6" w:uiPriority="70"/>
-    <w:lsdException w:name="Colorful Shading Accent 6" w:uiPriority="71"/>
-    <w:lsdException w:name="Colorful List Accent 6" w:uiPriority="72"/>
-    <w:lsdException w:name="Colorful Grid Accent 6" w:uiPriority="73"/>
-    <w:lsdException w:name="Subtle Emphasis" w:uiPriority="19" w:qFormat="1"/>
-    <w:lsdException w:name="Intense Emphasis" w:uiPriority="21" w:qFormat="1"/>
-    <w:lsdException w:name="Subtle Reference" w:uiPriority="31" w:qFormat="1"/>
-    <w:lsdException w:name="Intense Reference" w:uiPriority="32" w:qFormat="1"/>
-    <w:lsdException w:name="Book Title" w:uiPriority="33" w:qFormat="1"/>
-    <w:lsdException w:name="Bibliography" w:semiHidden="1" w:uiPriority="37" w:unhideWhenUsed="1"/>
-    <w:lsdException w:name="TOC Heading" w:semiHidden="1" w:uiPriority="39" w:unhideWhenUsed="1" w:qFormat="1"/>
-    <w:lsdException w:name="Plain Table 1" w:uiPriority="41"/>
-    <w:lsdException w:name="Plain Table 2" w:uiPriority="42"/>
-    <w:lsdException w:name="Plain Table 3" w:uiPriority="43"/>
-    <w:lsdException w:name="Plain Table 4" w:uiPriority="44"/>
-    <w:lsdException w:name="Plain Table 5" w:uiPriority="45"/>
-    <w:lsdException w:name="Grid Table Light" w:uiPriority="40"/>
-    <w:lsdException w:name="Grid Table 1 Light" w:uiPriority="46"/>
-    <w:lsdException w:name="Grid Table 2" w:uiPriority="47"/>
-    <w:lsdException w:name="Grid Table 3" w:uiPriority="48"/>
-    <w:lsdException w:name="Grid Table 4" w:uiPriority="49"/>
-    <w:lsdException w:name="Grid Table 5 Dark" w:uiPriority="50"/>
-    <w:lsdException w:name="Grid Table 6 Colorful" w:uiPriority="51"/>
-    <w:lsdException w:name="Grid Table 7 Colorful" w:uiPriority="52"/>
-    <w:lsdException w:name="Grid Table 1 Light Accent 1" w:uiPriority="46"/>
-    <w:lsdException w:name="Grid Table 2 Accent 1" w:uiPriority="47"/>
-    <w:lsdException w:name="Grid Table 3 Accent 1" w:uiPriority="48"/>
-    <w:lsdException w:name="Grid Table 4 Accent 1" w:uiPriority="49"/>
-    <w:lsdException w:name="Grid Table 5 Dark Accent 1" w:uiPriority="50"/>
-    <w:lsdException w:name="Grid Table 6 Colorful Accent 1" w:uiPriority="51"/>
-    <w:lsdException w:name="Grid Table 7 Colorful Accent 1" w:uiPriority="52"/>
-    <w:lsdException w:name="Grid Table 1 Light Accent 2" w:uiPriority="46"/>
-    <w:lsdException w:name="Grid Table 2 Accent 2" w:uiPriority="47"/>
-    <w:lsdException w:name="Grid Table 3 Accent 2" w:uiPriority="48"/>
-    <w:lsdException w:name="Grid Table 4 Accent 2" w:uiPriority="49"/>
-    <w:lsdException w:name="Grid Table 5 Dark Accent 2" w:uiPriority="50"/>
-    <w:lsdException w:name="Grid Table 6 Colorful Accent 2" w:uiPriority="51"/>
-    <w:lsdException w:name="Grid Table 7 Colorful Accent 2" w:uiPriority="52"/>
-    <w:lsdException w:name="Grid Table 1 Light Accent 3" w:uiPriority="46"/>
-    <w:lsdException w:name="Grid Table 2 Accent 3" w:uiPriority="47"/>
-    <w:lsdException w:name="Grid Table 3 Accent 3" w:uiPriority="48"/>
-    <w:lsdException w:name="Grid Table 4 Accent 3" w:uiPriority="49"/>
-    <w:lsdException w:name="Grid Table 5 Dark Accent 3" w:uiPriority="50"/>
-    <w:lsdException w:name="Grid Table 6 Colorful Accent 3" w:uiPriority="51"/>
-    <w:lsdException w:name="Grid Table 7 Colorful Accent 3" w:uiPriority="52"/>
-    <w:lsdException w:name="Grid Table 1 Light Accent 4" w:uiPriority="46"/>
-    <w:lsdException w:name="Grid Table 2 Accent 4" w:uiPriority="47"/>
-    <w:lsdException w:name="Grid Table 3 Accent 4" w:uiPriority="48"/>
-    <w:lsdException w:name="Grid Table 4 Accent 4" w:uiPriority="49"/>
-    <w:lsdException w:name="Grid Table 5 Dark Accent 4" w:uiPriority="50"/>
-    <w:lsdException w:name="Grid Table 6 Colorful Accent 4" w:uiPriority="51"/>
-    <w:lsdException w:name="Grid Table 7 Colorful Accent 4" w:uiPriority="52"/>
-    <w:lsdException w:name="Grid Table 1 Light Accent 5" w:uiPriority="46"/>
-    <w:lsdException w:name="Grid Table 2 Accent 5" w:uiPriority="47"/>
-    <w:lsdException w:name="Grid Table 3 Accent 5" w:uiPriority="48"/>
-    <w:lsdException w:name="Grid Table 4 Accent 5" w:uiPriority="49"/>
-    <w:lsdException w:name="Grid Table 5 Dark Accent 5" w:uiPriority="50"/>
-    <w:lsdException w:name="Grid Table 6 Colorful Accent 5" w:uiPriority="51"/>
-    <w:lsdException w:name="Grid Table 7 Colorful Accent 5" w:uiPriority="52"/>
-    <w:lsdException w:name="Grid Table 1 Light Accent 6" w:uiPriority="46"/>
-    <w:lsdException w:name="Grid Table 2 Accent 6" w:uiPriority="47"/>
-    <w:lsdException w:name="Grid Table 3 Accent 6" w:uiPriority="48"/>
-    <w:lsdException w:name="Grid Table 4 Accent 6" w:uiPriority="49"/>
-    <w:lsdException w:name="Grid Table 5 Dark Accent 6" w:uiPriority="50"/>
-    <w:lsdException w:name="Grid Table 6 Colorful Accent 6" w:uiPriority="51"/>
-    <w:lsdException w:name="Grid Table 7 Colorful Accent 6" w:uiPriority="52"/>
-    <w:lsdException w:name="List Table 1 Light" w:uiPriority="46"/>
-    <w:lsdException w:name="List Table 2" w:uiPriority="47"/>
-    <w:lsdException w:name="List Table 3" w:uiPriority="48"/>
-    <w:lsdException w:name="List Table 4" w:uiPriority="49"/>
-    <w:lsdException w:name="List Table 5 Dark" w:uiPriority="50"/>
-    <w:lsdException w:name="List Table 6 Colorful" w:uiPriority="51"/>
-    <w:lsdException w:name="List Table 7 Colorful" w:uiPriority="52"/>
-    <w:lsdException w:name="List Table 1 Light Accent 1" w:uiPriority="46"/>
-    <w:lsdException w:name="List Table 2 Accent 1" w:uiPriority="47"/>
-    <w:lsdException w:name="List Table 3 Accent 1" w:uiPriority="48"/>
-    <w:lsdException w:name="List Table 4 Accent 1" w:uiPriority="49"/>
-    <w:lsdException w:name="List Table 5 Dark Accent 1" w:uiPriority="50"/>
-    <w:lsdException w:name="List Table 6 Colorful Accent 1" w:uiPriority="51"/>
-    <w:lsdException w:name="List Table 7 Colorful Accent 1" w:uiPriority="52"/>
-    <w:lsdException w:name="List Table 1 Light Accent 2" w:uiPriority="46"/>
-    <w:lsdException w:name="List Table 2 Accent 2" w:uiPriority="47"/>
-    <w:lsdException w:name="List Table 3 Accent 2" w:uiPriority="48"/>
-    <w:lsdException w:name="List Table 4 Accent 2" w:uiPriority="49"/>
-    <w:lsdException w:name="List Table 5 Dark Accent 2" w:uiPriority="50"/>
-    <w:lsdException w:name="List Table 6 Colorful Accent 2" w:uiPriority="51"/>
-    <w:lsdException w:name="List Table 7 Colorful Accent 2" w:uiPriority="52"/>
-    <w:lsdException w:name="List Table 1 Light Accent 3" w:uiPriority="46"/>
-    <w:lsdException w:name="List Table 2 Accent 3" w:uiPriority="47"/>
-    <w:lsdException w:name="List Table 3 Accent 3" w:uiPriority="48"/>
-    <w:lsdException w:name="List Table 4 Accent 3" w:uiPriority="49"/>
-    <w:lsdException w:name="List Table 5 Dark Accent 3" w:uiPriority="50"/>
-    <w:lsdException w:name="List Table 6 Colorful Accent 3" w:uiPriority="51"/>
-    <w:lsdException w:name="List Table 7 Colorful Accent 3" w:uiPriority="52"/>
-    <w:lsdException w:name="List Table 1 Light Accent 4" w:uiPriority="46"/>
-    <w:lsdException w:name="List Table 2 Accent 4" w:uiPriority="47"/>
-    <w:lsdException w:name="List Table 3 Accent 4" w:uiPriority="48"/>
-    <w:lsdException w:name="List Table 4 Accent 4" w:uiPriority="49"/>
-    <w:lsdException w:name="List Table 5 Dark Accent 4" w:uiPriority="50"/>
-    <w:lsdException w:name="List Table 6 Colorful Accent 4" w:uiPriority="51"/>
-    <w:lsdException w:name="List Table 7 Colorful Accent 4" w:uiPriority="52"/>
-    <w:lsdException w:name="List Table 1 Light Accent 5" w:uiPriority="46"/>
-    <w:lsdException w:name="List Table 2 Accent 5" w:uiPriority="47"/>
-    <w:lsdException w:name="List Table 3 Accent 5" w:uiPriority="48"/>
-    <w:lsdException w:name="List Table 4 Accent 5" w:uiPriority="49"/>
-    <w:lsdException w:name="List Table 5 Dark Accent 5" w:uiPriority="50"/>
-    <w:lsdException w:name="List Table 6 Colorful Accent 5" w:uiPriority="51"/>
-    <w:lsdException w:name="List Table 7 Colorful Accent 5" w:uiPriority="52"/>
-    <w:lsdException w:name="List Table 1 Light Accent 6" w:uiPriority="46"/>
-    <w:lsdException w:name="List Table 2 Accent 6" w:uiPriority="47"/>
-    <w:lsdException w:name="List Table 3 Accent 6" w:uiPriority="48"/>
-    <w:lsdException w:name="List Table 4 Accent 6" w:uiPriority="49"/>
-    <w:lsdException w:name="List Table 5 Dark Accent 6" w:uiPriority="50"/>
-    <w:lsdException w:name="List Table 6 Colorful Accent 6" w:uiPriority="51"/>
-    <w:lsdException w:name="List Table 7 Colorful Accent 6" w:uiPriority="52"/>
-    <w:lsdException w:name="Mention" w:semiHidden="1" w:unhideWhenUsed="1"/>
-    <w:lsdException w:name="Smart Hyperlink" w:semiHidden="1" w:unhideWhenUsed="1"/>
-    <w:lsdException w:name="Hashtag" w:semiHidden="1" w:unhideWhenUsed="1"/>
-    <w:lsdException w:name="Unresolved Mention" w:semiHidden="1" w:unhideWhenUsed="1"/>
-    <w:lsdException w:name="Smart Link" w:semiHidden="1" w:unhideWhenUsed="1"/>
+  <w:latentStyles w:defLockedState="0" w:defUIPriority="99" w:defSemiHidden="1" w:defUnhideWhenUsed="1" w:defQFormat="0" w:count="267">
+    <w:lsdException w:name="Normal" w:semiHidden="0" w:uiPriority="0" w:unhideWhenUsed="0" w:qFormat="1"/>
+    <w:lsdException w:name="heading 1" w:semiHidden="0" w:uiPriority="9" w:unhideWhenUsed="0" w:qFormat="1"/>
+    <w:lsdException w:name="heading 2" w:uiPriority="9" w:qFormat="1"/>
+    <w:lsdException w:name="heading 3" w:uiPriority="9" w:qFormat="1"/>
+    <w:lsdException w:name="heading 4" w:uiPriority="9" w:qFormat="1"/>
+    <w:lsdException w:name="heading 5" w:uiPriority="9" w:qFormat="1"/>
+    <w:lsdException w:name="heading 6" w:uiPriority="9" w:qFormat="1"/>
+    <w:lsdException w:name="heading 7" w:uiPriority="9" w:qFormat="1"/>
+    <w:lsdException w:name="heading 8" w:uiPriority="9" w:qFormat="1"/>
+    <w:lsdException w:name="heading 9" w:uiPriority="9" w:qFormat="1"/>
+    <w:lsdException w:name="toc 1" w:uiPriority="39"/>
+    <w:lsdException w:name="toc 2" w:uiPriority="39"/>
+    <w:lsdException w:name="toc 3" w:uiPriority="39"/>
+    <w:lsdException w:name="toc 4" w:uiPriority="39"/>
+    <w:lsdException w:name="toc 5" w:uiPriority="39"/>
+    <w:lsdException w:name="toc 6" w:uiPriority="39"/>
+    <w:lsdException w:name="toc 7" w:uiPriority="39"/>
+    <w:lsdException w:name="toc 8" w:uiPriority="39"/>
+    <w:lsdException w:name="toc 9" w:uiPriority="39"/>
+    <w:lsdException w:name="caption" w:uiPriority="35" w:qFormat="1"/>
+    <w:lsdException w:name="Title" w:semiHidden="0" w:uiPriority="10" w:unhideWhenUsed="0" w:qFormat="1"/>
+    <w:lsdException w:name="Default Paragraph Font" w:uiPriority="1"/>
+    <w:lsdException w:name="Subtitle" w:semiHidden="0" w:uiPriority="11" w:unhideWhenUsed="0" w:qFormat="1"/>
+    <w:lsdException w:name="Strong" w:semiHidden="0" w:uiPriority="22" w:unhideWhenUsed="0" w:qFormat="1"/>
+    <w:lsdException w:name="Emphasis" w:semiHidden="0" w:uiPriority="20" w:unhideWhenUsed="0" w:qFormat="1"/>
+    <w:lsdException w:name="Table Grid" w:semiHidden="0" w:uiPriority="59" w:unhideWhenUsed="0"/>
+    <w:lsdException w:name="Placeholder Text" w:unhideWhenUsed="0"/>
+    <w:lsdException w:name="No Spacing" w:semiHidden="0" w:uiPriority="1" w:unhideWhenUsed="0" w:qFormat="1"/>
+    <w:lsdException w:name="Light Shading" w:semiHidden="0" w:uiPriority="60" w:unhideWhenUsed="0"/>
+    <w:lsdException w:name="Light List" w:semiHidden="0" w:uiPriority="61" w:unhideWhenUsed="0"/>
+    <w:lsdException w:name="Light Grid" w:semiHidden="0" w:uiPriority="62" w:unhideWhenUsed="0"/>
+    <w:lsdException w:name="Medium Shading 1" w:semiHidden="0" w:uiPriority="63" w:unhideWhenUsed="0"/>
+    <w:lsdException w:name="Medium Shading 2" w:semiHidden="0" w:uiPriority="64" w:unhideWhenUsed="0"/>
+    <w:lsdException w:name="Medium List 1" w:semiHidden="0" w:uiPriority="65" w:unhideWhenUsed="0"/>
+    <w:lsdException w:name="Medium List 2" w:semiHidden="0" w:uiPriority="66" w:unhideWhenUsed="0"/>
+    <w:lsdException w:name="Medium Grid 1" w:semiHidden="0" w:uiPriority="67" w:unhideWhenUsed="0"/>
+    <w:lsdException w:name="Medium Grid 2" w:semiHidden="0" w:uiPriority="68" w:unhideWhenUsed="0"/>
+    <w:lsdException w:name="Medium Grid 3" w:semiHidden="0" w:uiPriority="69" w:unhideWhenUsed="0"/>
+    <w:lsdException w:name="Dark List" w:semiHidden="0" w:uiPriority="70" w:unhideWhenUsed="0"/>
+    <w:lsdException w:name="Colorful Shading" w:semiHidden="0" w:uiPriority="71" w:unhideWhenUsed="0"/>
+    <w:lsdException w:name="Colorful List" w:semiHidden="0" w:uiPriority="72" w:unhideWhenUsed="0"/>
+    <w:lsdException w:name="Colorful Grid" w:semiHidden="0" w:uiPriority="73" w:unhideWhenUsed="0"/>
+    <w:lsdException w:name="Light Shading Accent 1" w:semiHidden="0" w:uiPriority="60" w:unhideWhenUsed="0"/>
+    <w:lsdException w:name="Light List Accent 1" w:semiHidden="0" w:uiPriority="61" w:unhideWhenUsed="0"/>
+    <w:lsdException w:name="Light Grid Accent 1" w:semiHidden="0" w:uiPriority="62" w:unhideWhenUsed="0"/>
+    <w:lsdException w:name="Medium Shading 1 Accent 1" w:semiHidden="0" w:uiPriority="63" w:unhideWhenUsed="0"/>
+    <w:lsdException w:name="Medium Shading 2 Accent 1" w:semiHidden="0" w:uiPriority="64" w:unhideWhenUsed="0"/>
+    <w:lsdException w:name="Medium List 1 Accent 1" w:semiHidden="0" w:uiPriority="65" w:unhideWhenUsed="0"/>
+    <w:lsdException w:name="Revision" w:unhideWhenUsed="0"/>
+    <w:lsdException w:name="List Paragraph" w:semiHidden="0" w:uiPriority="34" w:unhideWhenUsed="0" w:qFormat="1"/>
+    <w:lsdException w:name="Quote" w:semiHidden="0" w:uiPriority="29" w:unhideWhenUsed="0" w:qFormat="1"/>
+    <w:lsdException w:name="Intense Quote" w:semiHidden="0" w:uiPriority="30" w:unhideWhenUsed="0" w:qFormat="1"/>
+    <w:lsdException w:name="Medium List 2 Accent 1" w:semiHidden="0" w:uiPriority="66" w:unhideWhenUsed="0"/>
+    <w:lsdException w:name="Medium Grid 1 Accent 1" w:semiHidden="0" w:uiPriority="67" w:unhideWhenUsed="0"/>
+    <w:lsdException w:name="Medium Grid 2 Accent 1" w:semiHidden="0" w:uiPriority="68" w:unhideWhenUsed="0"/>
+    <w:lsdException w:name="Medium Grid 3 Accent 1" w:semiHidden="0" w:uiPriority="69" w:unhideWhenUsed="0"/>
+    <w:lsdException w:name="Dark List Accent 1" w:semiHidden="0" w:uiPriority="70" w:unhideWhenUsed="0"/>
+    <w:lsdException w:name="Colorful Shading Accent 1" w:semiHidden="0" w:uiPriority="71" w:unhideWhenUsed="0"/>
+    <w:lsdException w:name="Colorful List Accent 1" w:semiHidden="0" w:uiPriority="72" w:unhideWhenUsed="0"/>
+    <w:lsdException w:name="Colorful Grid Accent 1" w:semiHidden="0" w:uiPriority="73" w:unhideWhenUsed="0"/>
+    <w:lsdException w:name="Light Shading Accent 2" w:semiHidden="0" w:uiPriority="60" w:unhideWhenUsed="0"/>
+    <w:lsdException w:name="Light List Accent 2" w:semiHidden="0" w:uiPriority="61" w:unhideWhenUsed="0"/>
+    <w:lsdException w:name="Light Grid Accent 2" w:semiHidden="0" w:uiPriority="62" w:unhideWhenUsed="0"/>
+    <w:lsdException w:name="Medium Shading 1 Accent 2" w:semiHidden="0" w:uiPriority="63" w:unhideWhenUsed="0"/>
+    <w:lsdException w:name="Medium Shading 2 Accent 2" w:semiHidden="0" w:uiPriority="64" w:unhideWhenUsed="0"/>
+    <w:lsdException w:name="Medium List 1 Accent 2" w:semiHidden="0" w:uiPriority="65" w:unhideWhenUsed="0"/>
+    <w:lsdException w:name="Medium List 2 Accent 2" w:semiHidden="0" w:uiPriority="66" w:unhideWhenUsed="0"/>
+    <w:lsdException w:name="Medium Grid 1 Accent 2" w:semiHidden="0" w:uiPriority="67" w:unhideWhenUsed="0"/>
+    <w:lsdException w:name="Medium Grid 2 Accent 2" w:semiHidden="0" w:uiPriority="68" w:unhideWhenUsed="0"/>
+    <w:lsdException w:name="Medium Grid 3 Accent 2" w:semiHidden="0" w:uiPriority="69" w:unhideWhenUsed="0"/>
+    <w:lsdException w:name="Dark List Accent 2" w:semiHidden="0" w:uiPriority="70" w:unhideWhenUsed="0"/>
+    <w:lsdException w:name="Colorful Shading Accent 2" w:semiHidden="0" w:uiPriority="71" w:unhideWhenUsed="0"/>
+    <w:lsdException w:name="Colorful List Accent 2" w:semiHidden="0" w:uiPriority="72" w:unhideWhenUsed="0"/>
+    <w:lsdException w:name="Colorful Grid Accent 2" w:semiHidden="0" w:uiPriority="73" w:unhideWhenUsed="0"/>
+    <w:lsdException w:name="Light Shading Accent 3" w:semiHidden="0" w:uiPriority="60" w:unhideWhenUsed="0"/>
+    <w:lsdException w:name="Light List Accent 3" w:semiHidden="0" w:uiPriority="61" w:unhideWhenUsed="0"/>
+    <w:lsdException w:name="Light Grid Accent 3" w:semiHidden="0" w:uiPriority="62" w:unhideWhenUsed="0"/>
+    <w:lsdException w:name="Medium Shading 1 Accent 3" w:semiHidden="0" w:uiPriority="63" w:unhideWhenUsed="0"/>
+    <w:lsdException w:name="Medium Shading 2 Accent 3" w:semiHidden="0" w:uiPriority="64" w:unhideWhenUsed="0"/>
+    <w:lsdException w:name="Medium List 1 Accent 3" w:semiHidden="0" w:uiPriority="65" w:unhideWhenUsed="0"/>
+    <w:lsdException w:name="Medium List 2 Accent 3" w:semiHidden="0" w:uiPriority="66" w:unhideWhenUsed="0"/>
+    <w:lsdException w:name="Medium Grid 1 Accent 3" w:semiHidden="0" w:uiPriority="67" w:unhideWhenUsed="0"/>
+    <w:lsdException w:name="Medium Grid 2 Accent 3" w:semiHidden="0" w:uiPriority="68" w:unhideWhenUsed="0"/>
+    <w:lsdException w:name="Medium Grid 3 Accent 3" w:semiHidden="0" w:uiPriority="69" w:unhideWhenUsed="0"/>
+    <w:lsdException w:name="Dark List Accent 3" w:semiHidden="0" w:uiPriority="70" w:unhideWhenUsed="0"/>
+    <w:lsdException w:name="Colorful Shading Accent 3" w:semiHidden="0" w:uiPriority="71" w:unhideWhenUsed="0"/>
+    <w:lsdException w:name="Colorful List Accent 3" w:semiHidden="0" w:uiPriority="72" w:unhideWhenUsed="0"/>
+    <w:lsdException w:name="Colorful Grid Accent 3" w:semiHidden="0" w:uiPriority="73" w:unhideWhenUsed="0"/>
+    <w:lsdException w:name="Light Shading Accent 4" w:semiHidden="0" w:uiPriority="60" w:unhideWhenUsed="0"/>
+    <w:lsdException w:name="Light List Accent 4" w:semiHidden="0" w:uiPriority="61" w:unhideWhenUsed="0"/>
+    <w:lsdException w:name="Light Grid Accent 4" w:semiHidden="0" w:uiPriority="62" w:unhideWhenUsed="0"/>
+    <w:lsdException w:name="Medium Shading 1 Accent 4" w:semiHidden="0" w:uiPriority="63" w:unhideWhenUsed="0"/>
+    <w:lsdException w:name="Medium Shading 2 Accent 4" w:semiHidden="0" w:uiPriority="64" w:unhideWhenUsed="0"/>
+    <w:lsdException w:name="Medium List 1 Accent 4" w:semiHidden="0" w:uiPriority="65" w:unhideWhenUsed="0"/>
+    <w:lsdException w:name="Medium List 2 Accent 4" w:semiHidden="0" w:uiPriority="66" w:unhideWhenUsed="0"/>
+    <w:lsdException w:name="Medium Grid 1 Accent 4" w:semiHidden="0" w:uiPriority="67" w:unhideWhenUsed="0"/>
+    <w:lsdException w:name="Medium Grid 2 Accent 4" w:semiHidden="0" w:uiPriority="68" w:unhideWhenUsed="0"/>
+    <w:lsdException w:name="Medium Grid 3 Accent 4" w:semiHidden="0" w:uiPriority="69" w:unhideWhenUsed="0"/>
+    <w:lsdException w:name="Dark List Accent 4" w:semiHidden="0" w:uiPriority="70" w:unhideWhenUsed="0"/>
+    <w:lsdException w:name="Colorful Shading Accent 4" w:semiHidden="0" w:uiPriority="71" w:unhideWhenUsed="0"/>
+    <w:lsdException w:name="Colorful List Accent 4" w:semiHidden="0" w:uiPriority="72" w:unhideWhenUsed="0"/>
+    <w:lsdException w:name="Colorful Grid Accent 4" w:semiHidden="0" w:uiPriority="73" w:unhideWhenUsed="0"/>
+    <w:lsdException w:name="Light Shading Accent 5" w:semiHidden="0" w:uiPriority="60" w:unhideWhenUsed="0"/>
+    <w:lsdException w:name="Light List Accent 5" w:semiHidden="0" w:uiPriority="61" w:unhideWhenUsed="0"/>
+    <w:lsdException w:name="Light Grid Accent 5" w:semiHidden="0" w:uiPriority="62" w:unhideWhenUsed="0"/>
+    <w:lsdException w:name="Medium Shading 1 Accent 5" w:semiHidden="0" w:uiPriority="63" w:unhideWhenUsed="0"/>
+    <w:lsdException w:name="Medium Shading 2 Accent 5" w:semiHidden="0" w:uiPriority="64" w:unhideWhenUsed="0"/>
+    <w:lsdException w:name="Medium List 1 Accent 5" w:semiHidden="0" w:uiPriority="65" w:unhideWhenUsed="0"/>
+    <w:lsdException w:name="Medium List 2 Accent 5" w:semiHidden="0" w:uiPriority="66" w:unhideWhenUsed="0"/>
+    <w:lsdException w:name="Medium Grid 1 Accent 5" w:semiHidden="0" w:uiPriority="67" w:unhideWhenUsed="0"/>
+    <w:lsdException w:name="Medium Grid 2 Accent 5" w:semiHidden="0" w:uiPriority="68" w:unhideWhenUsed="0"/>
+    <w:lsdException w:name="Medium Grid 3 Accent 5" w:semiHidden="0" w:uiPriority="69" w:unhideWhenUsed="0"/>
+    <w:lsdException w:name="Dark List Accent 5" w:semiHidden="0" w:uiPriority="70" w:unhideWhenUsed="0"/>
+    <w:lsdException w:name="Colorful Shading Accent 5" w:semiHidden="0" w:uiPriority="71" w:unhideWhenUsed="0"/>
+    <w:lsdException w:name="Colorful List Accent 5" w:semiHidden="0" w:uiPriority="72" w:unhideWhenUsed="0"/>
+    <w:lsdException w:name="Colorful Grid Accent 5" w:semiHidden="0" w:uiPriority="73" w:unhideWhenUsed="0"/>
+    <w:lsdException w:name="Light Shading Accent 6" w:semiHidden="0" w:uiPriority="60" w:unhideWhenUsed="0"/>
+    <w:lsdException w:name="Light List Accent 6" w:semiHidden="0" w:uiPriority="61" w:unhideWhenUsed="0"/>
+    <w:lsdException w:name="Light Grid Accent 6" w:semiHidden="0" w:uiPriority="62" w:unhideWhenUsed="0"/>
+    <w:lsdException w:name="Medium Shading 1 Accent 6" w:semiHidden="0" w:uiPriority="63" w:unhideWhenUsed="0"/>
+    <w:lsdException w:name="Medium Shading 2 Accent 6" w:semiHidden="0" w:uiPriority="64" w:unhideWhenUsed="0"/>
+    <w:lsdException w:name="Medium List 1 Accent 6" w:semiHidden="0" w:uiPriority="65" w:unhideWhenUsed="0"/>
+    <w:lsdException w:name="Medium List 2 Accent 6" w:semiHidden="0" w:uiPriority="66" w:unhideWhenUsed="0"/>
+    <w:lsdException w:name="Medium Grid 1 Accent 6" w:semiHidden="0" w:uiPriority="67" w:unhideWhenUsed="0"/>
+    <w:lsdException w:name="Medium Grid 2 Accent 6" w:semiHidden="0" w:uiPriority="68" w:unhideWhenUsed="0"/>
+    <w:lsdException w:name="Medium Grid 3 Accent 6" w:semiHidden="0" w:uiPriority="69" w:unhideWhenUsed="0"/>
+    <w:lsdException w:name="Dark List Accent 6" w:semiHidden="0" w:uiPriority="70" w:unhideWhenUsed="0"/>
+    <w:lsdException w:name="Colorful Shading Accent 6" w:semiHidden="0" w:uiPriority="71" w:unhideWhenUsed="0"/>
+    <w:lsdException w:name="Colorful List Accent 6" w:semiHidden="0" w:uiPriority="72" w:unhideWhenUsed="0"/>
+    <w:lsdException w:name="Colorful Grid Accent 6" w:semiHidden="0" w:uiPriority="73" w:unhideWhenUsed="0"/>
+    <w:lsdException w:name="Subtle Emphasis" w:semiHidden="0" w:uiPriority="19" w:unhideWhenUsed="0" w:qFormat="1"/>
+    <w:lsdException w:name="Intense Emphasis" w:semiHidden="0" w:uiPriority="21" w:unhideWhenUsed="0" w:qFormat="1"/>
+    <w:lsdException w:name="Subtle Reference" w:semiHidden="0" w:uiPriority="31" w:unhideWhenUsed="0" w:qFormat="1"/>
+    <w:lsdException w:name="Intense Reference" w:semiHidden="0" w:uiPriority="32" w:unhideWhenUsed="0" w:qFormat="1"/>
+    <w:lsdException w:name="Book Title" w:semiHidden="0" w:uiPriority="33" w:unhideWhenUsed="0" w:qFormat="1"/>
+    <w:lsdException w:name="Bibliography" w:uiPriority="37"/>
+    <w:lsdException w:name="TOC Heading" w:uiPriority="39" w:qFormat="1"/>
+  </w:latentStyles>
+  <w:style w:type="paragraph" w:default="1" w:styleId="a">
+    <w:name w:val="Normal"/>
+    <w:qFormat/>
+    <w:rsid w:val="006853DE"/>
+    <w:pPr>
+      <w:spacing w:after="0" w:line="240" w:lineRule="auto"/>
+    </w:pPr>
+    <w:rPr>
+      <w:rFonts w:ascii="Times New Roman" w:eastAsia="Times New Roman" w:hAnsi="Times New Roman" w:cs="Times New Roman"/>
+      <w:sz w:val="20"/>
+      <w:szCs w:val="20"/>
+      <w:lang w:eastAsia="ru-RU"/>
+    </w:rPr>
+  </w:style>
+  <w:style w:type="character" w:default="1" w:styleId="a0">
+    <w:name w:val="Default Paragraph Font"/>
+    <w:uiPriority w:val="1"/>
+    <w:semiHidden/>
+    <w:unhideWhenUsed/>
+  </w:style>
+  <w:style w:type="table" w:default="1" w:styleId="a1">
+    <w:name w:val="Normal Table"/>
+    <w:uiPriority w:val="99"/>
+    <w:semiHidden/>
+    <w:unhideWhenUsed/>
+    <w:tblPr>
+      <w:tblInd w:w="0" w:type="dxa"/>
+      <w:tblCellMar>
+        <w:top w:w="0" w:type="dxa"/>
+        <w:left w:w="108" w:type="dxa"/>
+        <w:bottom w:w="0" w:type="dxa"/>
+        <w:right w:w="108" w:type="dxa"/>
+      </w:tblCellMar>
+    </w:tblPr>
+  </w:style>
+  <w:style w:type="numbering" w:default="1" w:styleId="a2">
+    <w:name w:val="No List"/>
+    <w:uiPriority w:val="99"/>
+    <w:semiHidden/>
+    <w:unhideWhenUsed/>
+  </w:style>
+</w:styles>
+</file>
+
+<file path=word/stylesWithEffects.xml><?xml version="1.0" encoding="utf-8"?>
+<w:styles xmlns:wpc="http://schemas.microsoft.com/office/word/2010/wordprocessingCanvas" xmlns:mc="http://schemas.openxmlformats.org/markup-compatibility/2006" xmlns:o="urn:schemas-microsoft-com:office:office" xmlns:r="http://schemas.openxmlformats.org/officeDocument/2006/relationships" xmlns:m="http://schemas.openxmlformats.org/officeDocument/2006/math" xmlns:v="urn:schemas-microsoft-com:vml" xmlns:wp14="http://schemas.microsoft.com/office/word/2010/wordprocessingDrawing" xmlns:wp="http://schemas.openxmlformats.org/drawingml/2006/wordprocessingDrawing" xmlns:w10="urn:schemas-microsoft-com:office:word" xmlns:w="http://schemas.openxmlformats.org/wordprocessingml/2006/main" xmlns:w14="http://schemas.microsoft.com/office/word/2010/wordml" xmlns:wpg="http://schemas.microsoft.com/office/word/2010/wordprocessingGroup" xmlns:wpi="http://schemas.microsoft.com/office/word/2010/wordprocessingInk" xmlns:wne="http://schemas.microsoft.com/office/word/2006/wordml" xmlns:wps="http://schemas.microsoft.com/office/word/2010/wordprocessingShape" mc:Ignorable="w14 wp14">
+  <w:docDefaults>
+    <w:rPrDefault>
+      <w:rPr>
+        <w:rFonts w:asciiTheme="minorHAnsi" w:eastAsiaTheme="minorHAnsi" w:hAnsiTheme="minorHAnsi" w:cstheme="minorBidi"/>
+        <w:sz w:val="22"/>
+        <w:szCs w:val="22"/>
+        <w:lang w:val="ru-RU" w:eastAsia="en-US" w:bidi="ar-SA"/>
+      </w:rPr>
+    </w:rPrDefault>
+    <w:pPrDefault>
+      <w:pPr>
+        <w:spacing w:after="200" w:line="276" w:lineRule="auto"/>
+      </w:pPr>
+    </w:pPrDefault>
+  </w:docDefaults>
+  <w:latentStyles w:defLockedState="0" w:defUIPriority="99" w:defSemiHidden="1" w:defUnhideWhenUsed="1" w:defQFormat="0" w:count="267">
+    <w:lsdException w:name="Normal" w:semiHidden="0" w:uiPriority="0" w:unhideWhenUsed="0" w:qFormat="1"/>
+    <w:lsdException w:name="heading 1" w:semiHidden="0" w:uiPriority="9" w:unhideWhenUsed="0" w:qFormat="1"/>
+    <w:lsdException w:name="heading 2" w:uiPriority="9" w:qFormat="1"/>
+    <w:lsdException w:name="heading 3" w:uiPriority="9" w:qFormat="1"/>
+    <w:lsdException w:name="heading 4" w:uiPriority="9" w:qFormat="1"/>
+    <w:lsdException w:name="heading 5" w:uiPriority="9" w:qFormat="1"/>
+    <w:lsdException w:name="heading 6" w:uiPriority="9" w:qFormat="1"/>
+    <w:lsdException w:name="heading 7" w:uiPriority="9" w:qFormat="1"/>
+    <w:lsdException w:name="heading 8" w:uiPriority="9" w:qFormat="1"/>
+    <w:lsdException w:name="heading 9" w:uiPriority="9" w:qFormat="1"/>
+    <w:lsdException w:name="toc 1" w:uiPriority="39"/>
+    <w:lsdException w:name="toc 2" w:uiPriority="39"/>
+    <w:lsdException w:name="toc 3" w:uiPriority="39"/>
+    <w:lsdException w:name="toc 4" w:uiPriority="39"/>
+    <w:lsdException w:name="toc 5" w:uiPriority="39"/>
+    <w:lsdException w:name="toc 6" w:uiPriority="39"/>
+    <w:lsdException w:name="toc 7" w:uiPriority="39"/>
+    <w:lsdException w:name="toc 8" w:uiPriority="39"/>
+    <w:lsdException w:name="toc 9" w:uiPriority="39"/>
+    <w:lsdException w:name="caption" w:uiPriority="35" w:qFormat="1"/>
+    <w:lsdException w:name="Title" w:semiHidden="0" w:uiPriority="10" w:unhideWhenUsed="0" w:qFormat="1"/>
+    <w:lsdException w:name="Default Paragraph Font" w:uiPriority="1"/>
+    <w:lsdException w:name="Subtitle" w:semiHidden="0" w:uiPriority="11" w:unhideWhenUsed="0" w:qFormat="1"/>
+    <w:lsdException w:name="Strong" w:semiHidden="0" w:uiPriority="22" w:unhideWhenUsed="0" w:qFormat="1"/>
+    <w:lsdException w:name="Emphasis" w:semiHidden="0" w:uiPriority="20" w:unhideWhenUsed="0" w:qFormat="1"/>
+    <w:lsdException w:name="Table Grid" w:semiHidden="0" w:uiPriority="59" w:unhideWhenUsed="0"/>
+    <w:lsdException w:name="Placeholder Text" w:unhideWhenUsed="0"/>
+    <w:lsdException w:name="No Spacing" w:semiHidden="0" w:uiPriority="1" w:unhideWhenUsed="0" w:qFormat="1"/>
+    <w:lsdException w:name="Light Shading" w:semiHidden="0" w:uiPriority="60" w:unhideWhenUsed="0"/>
+    <w:lsdException w:name="Light List" w:semiHidden="0" w:uiPriority="61" w:unhideWhenUsed="0"/>
+    <w:lsdException w:name="Light Grid" w:semiHidden="0" w:uiPriority="62" w:unhideWhenUsed="0"/>
+    <w:lsdException w:name="Medium Shading 1" w:semiHidden="0" w:uiPriority="63" w:unhideWhenUsed="0"/>
+    <w:lsdException w:name="Medium Shading 2" w:semiHidden="0" w:uiPriority="64" w:unhideWhenUsed="0"/>
+    <w:lsdException w:name="Medium List 1" w:semiHidden="0" w:uiPriority="65" w:unhideWhenUsed="0"/>
+    <w:lsdException w:name="Medium List 2" w:semiHidden="0" w:uiPriority="66" w:unhideWhenUsed="0"/>
+    <w:lsdException w:name="Medium Grid 1" w:semiHidden="0" w:uiPriority="67" w:unhideWhenUsed="0"/>
+    <w:lsdException w:name="Medium Grid 2" w:semiHidden="0" w:uiPriority="68" w:unhideWhenUsed="0"/>
+    <w:lsdException w:name="Medium Grid 3" w:semiHidden="0" w:uiPriority="69" w:unhideWhenUsed="0"/>
+    <w:lsdException w:name="Dark List" w:semiHidden="0" w:uiPriority="70" w:unhideWhenUsed="0"/>
+    <w:lsdException w:name="Colorful Shading" w:semiHidden="0" w:uiPriority="71" w:unhideWhenUsed="0"/>
+    <w:lsdException w:name="Colorful List" w:semiHidden="0" w:uiPriority="72" w:unhideWhenUsed="0"/>
+    <w:lsdException w:name="Colorful Grid" w:semiHidden="0" w:uiPriority="73" w:unhideWhenUsed="0"/>
+    <w:lsdException w:name="Light Shading Accent 1" w:semiHidden="0" w:uiPriority="60" w:unhideWhenUsed="0"/>
+    <w:lsdException w:name="Light List Accent 1" w:semiHidden="0" w:uiPriority="61" w:unhideWhenUsed="0"/>
+    <w:lsdException w:name="Light Grid Accent 1" w:semiHidden="0" w:uiPriority="62" w:unhideWhenUsed="0"/>
+    <w:lsdException w:name="Medium Shading 1 Accent 1" w:semiHidden="0" w:uiPriority="63" w:unhideWhenUsed="0"/>
+    <w:lsdException w:name="Medium Shading 2 Accent 1" w:semiHidden="0" w:uiPriority="64" w:unhideWhenUsed="0"/>
+    <w:lsdException w:name="Medium List 1 Accent 1" w:semiHidden="0" w:uiPriority="65" w:unhideWhenUsed="0"/>
+    <w:lsdException w:name="Revision" w:unhideWhenUsed="0"/>
+    <w:lsdException w:name="List Paragraph" w:semiHidden="0" w:uiPriority="34" w:unhideWhenUsed="0" w:qFormat="1"/>
+    <w:lsdException w:name="Quote" w:semiHidden="0" w:uiPriority="29" w:unhideWhenUsed="0" w:qFormat="1"/>
+    <w:lsdException w:name="Intense Quote" w:semiHidden="0" w:uiPriority="30" w:unhideWhenUsed="0" w:qFormat="1"/>
+    <w:lsdException w:name="Medium List 2 Accent 1" w:semiHidden="0" w:uiPriority="66" w:unhideWhenUsed="0"/>
+    <w:lsdException w:name="Medium Grid 1 Accent 1" w:semiHidden="0" w:uiPriority="67" w:unhideWhenUsed="0"/>
+    <w:lsdException w:name="Medium Grid 2 Accent 1" w:semiHidden="0" w:uiPriority="68" w:unhideWhenUsed="0"/>
+    <w:lsdException w:name="Medium Grid 3 Accent 1" w:semiHidden="0" w:uiPriority="69" w:unhideWhenUsed="0"/>
+    <w:lsdException w:name="Dark List Accent 1" w:semiHidden="0" w:uiPriority="70" w:unhideWhenUsed="0"/>
+    <w:lsdException w:name="Colorful Shading Accent 1" w:semiHidden="0" w:uiPriority="71" w:unhideWhenUsed="0"/>
+    <w:lsdException w:name="Colorful List Accent 1" w:semiHidden="0" w:uiPriority="72" w:unhideWhenUsed="0"/>
+    <w:lsdException w:name="Colorful Grid Accent 1" w:semiHidden="0" w:uiPriority="73" w:unhideWhenUsed="0"/>
+    <w:lsdException w:name="Light Shading Accent 2" w:semiHidden="0" w:uiPriority="60" w:unhideWhenUsed="0"/>
+    <w:lsdException w:name="Light List Accent 2" w:semiHidden="0" w:uiPriority="61" w:unhideWhenUsed="0"/>
+    <w:lsdException w:name="Light Grid Accent 2" w:semiHidden="0" w:uiPriority="62" w:unhideWhenUsed="0"/>
+    <w:lsdException w:name="Medium Shading 1 Accent 2" w:semiHidden="0" w:uiPriority="63" w:unhideWhenUsed="0"/>
+    <w:lsdException w:name="Medium Shading 2 Accent 2" w:semiHidden="0" w:uiPriority="64" w:unhideWhenUsed="0"/>
+    <w:lsdException w:name="Medium List 1 Accent 2" w:semiHidden="0" w:uiPriority="65" w:unhideWhenUsed="0"/>
+    <w:lsdException w:name="Medium List 2 Accent 2" w:semiHidden="0" w:uiPriority="66" w:unhideWhenUsed="0"/>
+    <w:lsdException w:name="Medium Grid 1 Accent 2" w:semiHidden="0" w:uiPriority="67" w:unhideWhenUsed="0"/>
+    <w:lsdException w:name="Medium Grid 2 Accent 2" w:semiHidden="0" w:uiPriority="68" w:unhideWhenUsed="0"/>
+    <w:lsdException w:name="Medium Grid 3 Accent 2" w:semiHidden="0" w:uiPriority="69" w:unhideWhenUsed="0"/>
+    <w:lsdException w:name="Dark List Accent 2" w:semiHidden="0" w:uiPriority="70" w:unhideWhenUsed="0"/>
+    <w:lsdException w:name="Colorful Shading Accent 2" w:semiHidden="0" w:uiPriority="71" w:unhideWhenUsed="0"/>
+    <w:lsdException w:name="Colorful List Accent 2" w:semiHidden="0" w:uiPriority="72" w:unhideWhenUsed="0"/>
+    <w:lsdException w:name="Colorful Grid Accent 2" w:semiHidden="0" w:uiPriority="73" w:unhideWhenUsed="0"/>
+    <w:lsdException w:name="Light Shading Accent 3" w:semiHidden="0" w:uiPriority="60" w:unhideWhenUsed="0"/>
+    <w:lsdException w:name="Light List Accent 3" w:semiHidden="0" w:uiPriority="61" w:unhideWhenUsed="0"/>
+    <w:lsdException w:name="Light Grid Accent 3" w:semiHidden="0" w:uiPriority="62" w:unhideWhenUsed="0"/>
+    <w:lsdException w:name="Medium Shading 1 Accent 3" w:semiHidden="0" w:uiPriority="63" w:unhideWhenUsed="0"/>
+    <w:lsdException w:name="Medium Shading 2 Accent 3" w:semiHidden="0" w:uiPriority="64" w:unhideWhenUsed="0"/>
+    <w:lsdException w:name="Medium List 1 Accent 3" w:semiHidden="0" w:uiPriority="65" w:unhideWhenUsed="0"/>
+    <w:lsdException w:name="Medium List 2 Accent 3" w:semiHidden="0" w:uiPriority="66" w:unhideWhenUsed="0"/>
+    <w:lsdException w:name="Medium Grid 1 Accent 3" w:semiHidden="0" w:uiPriority="67" w:unhideWhenUsed="0"/>
+    <w:lsdException w:name="Medium Grid 2 Accent 3" w:semiHidden="0" w:uiPriority="68" w:unhideWhenUsed="0"/>
+    <w:lsdException w:name="Medium Grid 3 Accent 3" w:semiHidden="0" w:uiPriority="69" w:unhideWhenUsed="0"/>
+    <w:lsdException w:name="Dark List Accent 3" w:semiHidden="0" w:uiPriority="70" w:unhideWhenUsed="0"/>
+    <w:lsdException w:name="Colorful Shading Accent 3" w:semiHidden="0" w:uiPriority="71" w:unhideWhenUsed="0"/>
+    <w:lsdException w:name="Colorful List Accent 3" w:semiHidden="0" w:uiPriority="72" w:unhideWhenUsed="0"/>
+    <w:lsdException w:name="Colorful Grid Accent 3" w:semiHidden="0" w:uiPriority="73" w:unhideWhenUsed="0"/>
+    <w:lsdException w:name="Light Shading Accent 4" w:semiHidden="0" w:uiPriority="60" w:unhideWhenUsed="0"/>
+    <w:lsdException w:name="Light List Accent 4" w:semiHidden="0" w:uiPriority="61" w:unhideWhenUsed="0"/>
+    <w:lsdException w:name="Light Grid Accent 4" w:semiHidden="0" w:uiPriority="62" w:unhideWhenUsed="0"/>
+    <w:lsdException w:name="Medium Shading 1 Accent 4" w:semiHidden="0" w:uiPriority="63" w:unhideWhenUsed="0"/>
+    <w:lsdException w:name="Medium Shading 2 Accent 4" w:semiHidden="0" w:uiPriority="64" w:unhideWhenUsed="0"/>
+    <w:lsdException w:name="Medium List 1 Accent 4" w:semiHidden="0" w:uiPriority="65" w:unhideWhenUsed="0"/>
+    <w:lsdException w:name="Medium List 2 Accent 4" w:semiHidden="0" w:uiPriority="66" w:unhideWhenUsed="0"/>
+    <w:lsdException w:name="Medium Grid 1 Accent 4" w:semiHidden="0" w:uiPriority="67" w:unhideWhenUsed="0"/>
+    <w:lsdException w:name="Medium Grid 2 Accent 4" w:semiHidden="0" w:uiPriority="68" w:unhideWhenUsed="0"/>
+    <w:lsdException w:name="Medium Grid 3 Accent 4" w:semiHidden="0" w:uiPriority="69" w:unhideWhenUsed="0"/>
+    <w:lsdException w:name="Dark List Accent 4" w:semiHidden="0" w:uiPriority="70" w:unhideWhenUsed="0"/>
+    <w:lsdException w:name="Colorful Shading Accent 4" w:semiHidden="0" w:uiPriority="71" w:unhideWhenUsed="0"/>
+    <w:lsdException w:name="Colorful List Accent 4" w:semiHidden="0" w:uiPriority="72" w:unhideWhenUsed="0"/>
+    <w:lsdException w:name="Colorful Grid Accent 4" w:semiHidden="0" w:uiPriority="73" w:unhideWhenUsed="0"/>
+    <w:lsdException w:name="Light Shading Accent 5" w:semiHidden="0" w:uiPriority="60" w:unhideWhenUsed="0"/>
+    <w:lsdException w:name="Light List Accent 5" w:semiHidden="0" w:uiPriority="61" w:unhideWhenUsed="0"/>
+    <w:lsdException w:name="Light Grid Accent 5" w:semiHidden="0" w:uiPriority="62" w:unhideWhenUsed="0"/>
+    <w:lsdException w:name="Medium Shading 1 Accent 5" w:semiHidden="0" w:uiPriority="63" w:unhideWhenUsed="0"/>
+    <w:lsdException w:name="Medium Shading 2 Accent 5" w:semiHidden="0" w:uiPriority="64" w:unhideWhenUsed="0"/>
+    <w:lsdException w:name="Medium List 1 Accent 5" w:semiHidden="0" w:uiPriority="65" w:unhideWhenUsed="0"/>
+    <w:lsdException w:name="Medium List 2 Accent 5" w:semiHidden="0" w:uiPriority="66" w:unhideWhenUsed="0"/>
+    <w:lsdException w:name="Medium Grid 1 Accent 5" w:semiHidden="0" w:uiPriority="67" w:unhideWhenUsed="0"/>
+    <w:lsdException w:name="Medium Grid 2 Accent 5" w:semiHidden="0" w:uiPriority="68" w:unhideWhenUsed="0"/>
+    <w:lsdException w:name="Medium Grid 3 Accent 5" w:semiHidden="0" w:uiPriority="69" w:unhideWhenUsed="0"/>
+    <w:lsdException w:name="Dark List Accent 5" w:semiHidden="0" w:uiPriority="70" w:unhideWhenUsed="0"/>
+    <w:lsdException w:name="Colorful Shading Accent 5" w:semiHidden="0" w:uiPriority="71" w:unhideWhenUsed="0"/>
+    <w:lsdException w:name="Colorful List Accent 5" w:semiHidden="0" w:uiPriority="72" w:unhideWhenUsed="0"/>
+    <w:lsdException w:name="Colorful Grid Accent 5" w:semiHidden="0" w:uiPriority="73" w:unhideWhenUsed="0"/>
+    <w:lsdException w:name="Light Shading Accent 6" w:semiHidden="0" w:uiPriority="60" w:unhideWhenUsed="0"/>
+    <w:lsdException w:name="Light List Accent 6" w:semiHidden="0" w:uiPriority="61" w:unhideWhenUsed="0"/>
+    <w:lsdException w:name="Light Grid Accent 6" w:semiHidden="0" w:uiPriority="62" w:unhideWhenUsed="0"/>
+    <w:lsdException w:name="Medium Shading 1 Accent 6" w:semiHidden="0" w:uiPriority="63" w:unhideWhenUsed="0"/>
+    <w:lsdException w:name="Medium Shading 2 Accent 6" w:semiHidden="0" w:uiPriority="64" w:unhideWhenUsed="0"/>
+    <w:lsdException w:name="Medium List 1 Accent 6" w:semiHidden="0" w:uiPriority="65" w:unhideWhenUsed="0"/>
+    <w:lsdException w:name="Medium List 2 Accent 6" w:semiHidden="0" w:uiPriority="66" w:unhideWhenUsed="0"/>
+    <w:lsdException w:name="Medium Grid 1 Accent 6" w:semiHidden="0" w:uiPriority="67" w:unhideWhenUsed="0"/>
+    <w:lsdException w:name="Medium Grid 2 Accent 6" w:semiHidden="0" w:uiPriority="68" w:unhideWhenUsed="0"/>
+    <w:lsdException w:name="Medium Grid 3 Accent 6" w:semiHidden="0" w:uiPriority="69" w:unhideWhenUsed="0"/>
+    <w:lsdException w:name="Dark List Accent 6" w:semiHidden="0" w:uiPriority="70" w:unhideWhenUsed="0"/>
+    <w:lsdException w:name="Colorful Shading Accent 6" w:semiHidden="0" w:uiPriority="71" w:unhideWhenUsed="0"/>
+    <w:lsdException w:name="Colorful List Accent 6" w:semiHidden="0" w:uiPriority="72" w:unhideWhenUsed="0"/>
+    <w:lsdException w:name="Colorful Grid Accent 6" w:semiHidden="0" w:uiPriority="73" w:unhideWhenUsed="0"/>
+    <w:lsdException w:name="Subtle Emphasis" w:semiHidden="0" w:uiPriority="19" w:unhideWhenUsed="0" w:qFormat="1"/>
+    <w:lsdException w:name="Intense Emphasis" w:semiHidden="0" w:uiPriority="21" w:unhideWhenUsed="0" w:qFormat="1"/>
+    <w:lsdException w:name="Subtle Reference" w:semiHidden="0" w:uiPriority="31" w:unhideWhenUsed="0" w:qFormat="1"/>
+    <w:lsdException w:name="Intense Reference" w:semiHidden="0" w:uiPriority="32" w:unhideWhenUsed="0" w:qFormat="1"/>
+    <w:lsdException w:name="Book Title" w:semiHidden="0" w:uiPriority="33" w:unhideWhenUsed="0" w:qFormat="1"/>
+    <w:lsdException w:name="Bibliography" w:uiPriority="37"/>
+    <w:lsdException w:name="TOC Heading" w:uiPriority="39" w:qFormat="1"/>
   </w:latentStyles>
   <w:style w:type="paragraph" w:default="1" w:styleId="a">
     <w:name w:val="Normal"/>
